--- a/椤圭洰浠嬬粛.docx
+++ b/椤圭洰浠嬬粛.docx
@@ -8,7 +8,7 @@
         <w:pStyle w:val="1"/>
         <w:shd w:val="clear" w:color="auto" w:fill="FFFFFF"/>
         <w:spacing w:before="0"/>
-        <w:divId w:val="851527310"/>
+        <w:divId w:val="297611639"/>
         <w:rPr>
           <w:rFonts w:ascii="Times New Roman" w:hAnsi="Times New Roman" w:cs="Times New Roman"/>
           <w:color w:val="1A1A1A"/>
@@ -47,7 +47,7 @@
       <w:pPr>
         <w:shd w:val="clear" w:color="auto" w:fill="FFFFFF"/>
         <w:jc w:val="center"/>
-        <w:divId w:val="1863127354"/>
+        <w:divId w:val="1541362719"/>
         <w:rPr>
           <w:rFonts w:ascii="Times New Roman" w:hAnsi="Times New Roman" w:cs="Times New Roman"/>
           <w:color w:val="555555"/>
@@ -100,7 +100,7 @@
       <w:pPr>
         <w:pStyle w:val="2"/>
         <w:shd w:val="clear" w:color="auto" w:fill="FFFFFF"/>
-        <w:divId w:val="851527310"/>
+        <w:divId w:val="297611639"/>
         <w:rPr>
           <w:rFonts w:ascii="Times New Roman" w:hAnsi="Times New Roman" w:cs="Times New Roman"/>
         </w:rPr>
@@ -116,7 +116,7 @@
       <w:pPr>
         <w:pStyle w:val="3"/>
         <w:shd w:val="clear" w:color="auto" w:fill="FFFFFF"/>
-        <w:divId w:val="851527310"/>
+        <w:divId w:val="297611639"/>
         <w:rPr>
           <w:rFonts w:ascii="Times New Roman" w:hAnsi="Times New Roman" w:cs="Times New Roman"/>
         </w:rPr>
@@ -132,7 +132,7 @@
       <w:pPr>
         <w:pStyle w:val="a4"/>
         <w:shd w:val="clear" w:color="auto" w:fill="FFFFFF"/>
-        <w:divId w:val="851527310"/>
+        <w:divId w:val="297611639"/>
         <w:rPr>
           <w:rFonts w:ascii="Times New Roman" w:hAnsi="Times New Roman" w:cs="Times New Roman"/>
           <w:color w:val="1A1A1A"/>
@@ -221,7 +221,7 @@
       <w:pPr>
         <w:pStyle w:val="a4"/>
         <w:shd w:val="clear" w:color="auto" w:fill="FFFFFF"/>
-        <w:divId w:val="851527310"/>
+        <w:divId w:val="297611639"/>
         <w:rPr>
           <w:rFonts w:ascii="Times New Roman" w:hAnsi="Times New Roman" w:cs="Times New Roman"/>
           <w:color w:val="1A1A1A"/>
@@ -281,7 +281,7 @@
       <w:pPr>
         <w:pStyle w:val="3"/>
         <w:shd w:val="clear" w:color="auto" w:fill="FFFFFF"/>
-        <w:divId w:val="851527310"/>
+        <w:divId w:val="297611639"/>
         <w:rPr>
           <w:rFonts w:ascii="Times New Roman" w:hAnsi="Times New Roman" w:cs="Times New Roman"/>
         </w:rPr>
@@ -297,7 +297,7 @@
       <w:pPr>
         <w:pStyle w:val="a4"/>
         <w:shd w:val="clear" w:color="auto" w:fill="FFFFFF"/>
-        <w:divId w:val="851527310"/>
+        <w:divId w:val="297611639"/>
         <w:rPr>
           <w:rFonts w:ascii="Times New Roman" w:hAnsi="Times New Roman" w:cs="Times New Roman"/>
           <w:color w:val="1A1A1A"/>
@@ -343,7 +343,7 @@
       <w:pPr>
         <w:pStyle w:val="a4"/>
         <w:shd w:val="clear" w:color="auto" w:fill="FFFFFF"/>
-        <w:divId w:val="851527310"/>
+        <w:divId w:val="297611639"/>
         <w:rPr>
           <w:rFonts w:ascii="Times New Roman" w:hAnsi="Times New Roman" w:cs="Times New Roman"/>
           <w:color w:val="1A1A1A"/>
@@ -417,7 +417,7 @@
     <w:p>
       <w:pPr>
         <w:shd w:val="clear" w:color="auto" w:fill="FAFAF8"/>
-        <w:divId w:val="1929342036"/>
+        <w:divId w:val="964503439"/>
         <w:rPr>
           <w:rFonts w:ascii="Times New Roman" w:hAnsi="Times New Roman" w:cs="Times New Roman"/>
           <w:color w:val="1A1A1A"/>
@@ -464,7 +464,7 @@
       <w:pPr>
         <w:pStyle w:val="2"/>
         <w:shd w:val="clear" w:color="auto" w:fill="FFFFFF"/>
-        <w:divId w:val="851527310"/>
+        <w:divId w:val="297611639"/>
         <w:rPr>
           <w:rFonts w:ascii="Times New Roman" w:hAnsi="Times New Roman" w:cs="Times New Roman"/>
         </w:rPr>
@@ -480,7 +480,7 @@
       <w:pPr>
         <w:pStyle w:val="3"/>
         <w:shd w:val="clear" w:color="auto" w:fill="FFFFFF"/>
-        <w:divId w:val="851527310"/>
+        <w:divId w:val="297611639"/>
         <w:rPr>
           <w:rFonts w:ascii="Times New Roman" w:hAnsi="Times New Roman" w:cs="Times New Roman"/>
         </w:rPr>
@@ -496,7 +496,7 @@
       <w:pPr>
         <w:pStyle w:val="a4"/>
         <w:shd w:val="clear" w:color="auto" w:fill="FFFFFF"/>
-        <w:divId w:val="851527310"/>
+        <w:divId w:val="297611639"/>
         <w:rPr>
           <w:rFonts w:ascii="Times New Roman" w:hAnsi="Times New Roman" w:cs="Times New Roman"/>
           <w:color w:val="1A1A1A"/>
@@ -613,7 +613,7 @@
       <w:pPr>
         <w:pStyle w:val="a4"/>
         <w:shd w:val="clear" w:color="auto" w:fill="FFFFFF"/>
-        <w:divId w:val="851527310"/>
+        <w:divId w:val="297611639"/>
         <w:rPr>
           <w:rFonts w:ascii="Times New Roman" w:hAnsi="Times New Roman" w:cs="Times New Roman"/>
           <w:color w:val="1A1A1A"/>
@@ -687,7 +687,7 @@
       <w:pPr>
         <w:pStyle w:val="3"/>
         <w:shd w:val="clear" w:color="auto" w:fill="FFFFFF"/>
-        <w:divId w:val="851527310"/>
+        <w:divId w:val="297611639"/>
         <w:rPr>
           <w:rFonts w:ascii="Times New Roman" w:hAnsi="Times New Roman" w:cs="Times New Roman"/>
         </w:rPr>
@@ -707,7 +707,7 @@
         </w:numPr>
         <w:shd w:val="clear" w:color="auto" w:fill="FFFFFF"/>
         <w:spacing w:before="30" w:after="30"/>
-        <w:divId w:val="851527310"/>
+        <w:divId w:val="297611639"/>
         <w:rPr>
           <w:rFonts w:ascii="Times New Roman" w:hAnsi="Times New Roman" w:cs="Times New Roman"/>
           <w:color w:val="1A1A1A"/>
@@ -751,7 +751,7 @@
         </w:numPr>
         <w:shd w:val="clear" w:color="auto" w:fill="FFFFFF"/>
         <w:spacing w:before="30" w:after="30"/>
-        <w:divId w:val="851527310"/>
+        <w:divId w:val="297611639"/>
         <w:rPr>
           <w:rFonts w:ascii="Times New Roman" w:hAnsi="Times New Roman" w:cs="Times New Roman"/>
           <w:color w:val="1A1A1A"/>
@@ -795,7 +795,7 @@
         </w:numPr>
         <w:shd w:val="clear" w:color="auto" w:fill="FFFFFF"/>
         <w:spacing w:before="30" w:after="30"/>
-        <w:divId w:val="851527310"/>
+        <w:divId w:val="297611639"/>
         <w:rPr>
           <w:rFonts w:ascii="Times New Roman" w:hAnsi="Times New Roman" w:cs="Times New Roman"/>
           <w:color w:val="1A1A1A"/>
@@ -846,7 +846,7 @@
         </w:numPr>
         <w:shd w:val="clear" w:color="auto" w:fill="FFFFFF"/>
         <w:spacing w:before="30" w:after="30"/>
-        <w:divId w:val="851527310"/>
+        <w:divId w:val="297611639"/>
         <w:rPr>
           <w:rFonts w:ascii="Times New Roman" w:hAnsi="Times New Roman" w:cs="Times New Roman"/>
           <w:color w:val="1A1A1A"/>
@@ -883,7 +883,7 @@
         </w:numPr>
         <w:shd w:val="clear" w:color="auto" w:fill="FFFFFF"/>
         <w:spacing w:before="30" w:after="30"/>
-        <w:divId w:val="851527310"/>
+        <w:divId w:val="297611639"/>
         <w:rPr>
           <w:rFonts w:ascii="Times New Roman" w:hAnsi="Times New Roman" w:cs="Times New Roman"/>
           <w:color w:val="1A1A1A"/>
@@ -909,7 +909,7 @@
       <w:pPr>
         <w:pStyle w:val="3"/>
         <w:shd w:val="clear" w:color="auto" w:fill="FFFFFF"/>
-        <w:divId w:val="851527310"/>
+        <w:divId w:val="297611639"/>
         <w:rPr>
           <w:rFonts w:ascii="Times New Roman" w:hAnsi="Times New Roman" w:cs="Times New Roman"/>
         </w:rPr>
@@ -925,7 +925,7 @@
       <w:pPr>
         <w:pStyle w:val="a4"/>
         <w:shd w:val="clear" w:color="auto" w:fill="FFFFFF"/>
-        <w:divId w:val="851527310"/>
+        <w:divId w:val="297611639"/>
         <w:rPr>
           <w:rFonts w:ascii="Times New Roman" w:hAnsi="Times New Roman" w:cs="Times New Roman"/>
           <w:color w:val="1A1A1A"/>
@@ -971,7 +971,7 @@
       <w:pPr>
         <w:pStyle w:val="2"/>
         <w:shd w:val="clear" w:color="auto" w:fill="FFFFFF"/>
-        <w:divId w:val="851527310"/>
+        <w:divId w:val="297611639"/>
         <w:rPr>
           <w:rFonts w:ascii="Times New Roman" w:hAnsi="Times New Roman" w:cs="Times New Roman"/>
         </w:rPr>
@@ -987,7 +987,7 @@
       <w:pPr>
         <w:pStyle w:val="a4"/>
         <w:shd w:val="clear" w:color="auto" w:fill="FFFFFF"/>
-        <w:divId w:val="851527310"/>
+        <w:divId w:val="297611639"/>
         <w:rPr>
           <w:rFonts w:ascii="Times New Roman" w:hAnsi="Times New Roman" w:cs="Times New Roman"/>
           <w:color w:val="1A1A1A"/>
@@ -1139,7 +1139,7 @@
       <w:pPr>
         <w:pStyle w:val="a4"/>
         <w:shd w:val="clear" w:color="auto" w:fill="FFFFFF"/>
-        <w:divId w:val="851527310"/>
+        <w:divId w:val="297611639"/>
         <w:rPr>
           <w:rFonts w:ascii="Times New Roman" w:hAnsi="Times New Roman" w:cs="Times New Roman"/>
           <w:color w:val="1A1A1A"/>
@@ -1207,7 +1207,7 @@
       <w:pPr>
         <w:pStyle w:val="a4"/>
         <w:shd w:val="clear" w:color="auto" w:fill="FFFFFF"/>
-        <w:divId w:val="851527310"/>
+        <w:divId w:val="297611639"/>
         <w:rPr>
           <w:rFonts w:ascii="Times New Roman" w:hAnsi="Times New Roman" w:cs="Times New Roman"/>
           <w:color w:val="1A1A1A"/>
@@ -1303,7 +1303,7 @@
       <w:pPr>
         <w:pStyle w:val="a4"/>
         <w:shd w:val="clear" w:color="auto" w:fill="FFFFFF"/>
-        <w:divId w:val="851527310"/>
+        <w:divId w:val="297611639"/>
         <w:rPr>
           <w:rFonts w:ascii="Times New Roman" w:hAnsi="Times New Roman" w:cs="Times New Roman"/>
           <w:color w:val="1A1A1A"/>
@@ -1372,7 +1372,7 @@
       <w:pPr>
         <w:pStyle w:val="a4"/>
         <w:shd w:val="clear" w:color="auto" w:fill="FFFFFF"/>
-        <w:divId w:val="851527310"/>
+        <w:divId w:val="297611639"/>
         <w:rPr>
           <w:rFonts w:ascii="Times New Roman" w:hAnsi="Times New Roman" w:cs="Times New Roman"/>
           <w:color w:val="1A1A1A"/>
@@ -1453,7 +1453,7 @@
     <w:p>
       <w:pPr>
         <w:shd w:val="clear" w:color="auto" w:fill="FFFFFF"/>
-        <w:divId w:val="1721050757"/>
+        <w:divId w:val="2020690267"/>
         <w:rPr>
           <w:rFonts w:ascii="Times New Roman" w:hAnsi="Times New Roman" w:cs="Times New Roman"/>
           <w:color w:val="1A1A1A"/>
@@ -1551,7 +1551,7 @@
     <w:p>
       <w:pPr>
         <w:shd w:val="clear" w:color="auto" w:fill="FFFFFF"/>
-        <w:divId w:val="1552418569"/>
+        <w:divId w:val="1008798637"/>
         <w:rPr>
           <w:rFonts w:ascii="Times New Roman" w:hAnsi="Times New Roman" w:cs="Times New Roman"/>
           <w:color w:val="1A1A1A"/>
@@ -1635,7 +1635,7 @@
     <w:p>
       <w:pPr>
         <w:shd w:val="clear" w:color="auto" w:fill="FFFFFF"/>
-        <w:divId w:val="1634943849"/>
+        <w:divId w:val="1901676160"/>
         <w:rPr>
           <w:rFonts w:ascii="Times New Roman" w:hAnsi="Times New Roman" w:cs="Times New Roman"/>
           <w:color w:val="1A1A1A"/>
@@ -1733,7 +1733,7 @@
     <w:p>
       <w:pPr>
         <w:shd w:val="clear" w:color="auto" w:fill="FFFFFF"/>
-        <w:divId w:val="555092374"/>
+        <w:divId w:val="1050615503"/>
         <w:rPr>
           <w:rFonts w:ascii="Times New Roman" w:hAnsi="Times New Roman" w:cs="Times New Roman"/>
           <w:color w:val="1A1A1A"/>
@@ -1818,7 +1818,7 @@
       <w:pPr>
         <w:pStyle w:val="2"/>
         <w:shd w:val="clear" w:color="auto" w:fill="FFFFFF"/>
-        <w:divId w:val="851527310"/>
+        <w:divId w:val="297611639"/>
         <w:rPr>
           <w:rFonts w:ascii="Times New Roman" w:hAnsi="Times New Roman" w:cs="Times New Roman"/>
         </w:rPr>
@@ -1850,7 +1850,7 @@
         </w:numPr>
         <w:shd w:val="clear" w:color="auto" w:fill="FFFFFF"/>
         <w:spacing w:before="30" w:after="30"/>
-        <w:divId w:val="851527310"/>
+        <w:divId w:val="297611639"/>
         <w:rPr>
           <w:rFonts w:ascii="Times New Roman" w:hAnsi="Times New Roman" w:cs="Times New Roman"/>
           <w:color w:val="1A1A1A"/>
@@ -1929,7 +1929,7 @@
         </w:numPr>
         <w:shd w:val="clear" w:color="auto" w:fill="FFFFFF"/>
         <w:spacing w:before="30" w:after="30"/>
-        <w:divId w:val="851527310"/>
+        <w:divId w:val="297611639"/>
         <w:rPr>
           <w:rFonts w:ascii="Times New Roman" w:hAnsi="Times New Roman" w:cs="Times New Roman"/>
           <w:color w:val="1A1A1A"/>
@@ -2057,7 +2057,7 @@
         </w:numPr>
         <w:shd w:val="clear" w:color="auto" w:fill="FFFFFF"/>
         <w:spacing w:before="30" w:after="30"/>
-        <w:divId w:val="851527310"/>
+        <w:divId w:val="297611639"/>
         <w:rPr>
           <w:rFonts w:ascii="Times New Roman" w:hAnsi="Times New Roman" w:cs="Times New Roman"/>
           <w:color w:val="1A1A1A"/>
@@ -2130,7 +2130,7 @@
         </w:numPr>
         <w:shd w:val="clear" w:color="auto" w:fill="FFFFFF"/>
         <w:spacing w:before="30" w:after="30"/>
-        <w:divId w:val="851527310"/>
+        <w:divId w:val="297611639"/>
         <w:rPr>
           <w:rFonts w:ascii="Times New Roman" w:hAnsi="Times New Roman" w:cs="Times New Roman"/>
           <w:color w:val="1A1A1A"/>
@@ -2184,7 +2184,7 @@
       <w:pPr>
         <w:shd w:val="clear" w:color="auto" w:fill="FFFFFF"/>
         <w:jc w:val="center"/>
-        <w:divId w:val="573857915"/>
+        <w:divId w:val="744493626"/>
         <w:rPr>
           <w:rFonts w:ascii="Times New Roman" w:hAnsi="Times New Roman" w:cs="Times New Roman"/>
           <w:color w:val="1A1A1A"/>
@@ -2197,7 +2197,7 @@
           <w:color w:val="1A1A1A"/>
         </w:rPr>
         <w:drawing>
-          <wp:inline distT="0" distB="0" distL="0" distR="0" wp14:anchorId="7A24B1A9" wp14:editId="6CC08851">
+          <wp:inline distT="0" distB="0" distL="0" distR="0" wp14:anchorId="33787758" wp14:editId="2F873D04">
             <wp:extent cx="15055850" cy="5429250"/>
             <wp:effectExtent l="0" t="0" r="0" b="0"/>
             <wp:docPr id="1" name="图片 1" descr="Claude Code 编程过程截图 1"/>
@@ -2250,7 +2250,7 @@
       <w:pPr>
         <w:shd w:val="clear" w:color="auto" w:fill="FFFFFF"/>
         <w:jc w:val="center"/>
-        <w:divId w:val="329069389"/>
+        <w:divId w:val="636184704"/>
         <w:rPr>
           <w:rFonts w:ascii="Times New Roman" w:hAnsi="Times New Roman" w:cs="Times New Roman"/>
           <w:color w:val="555555"/>
@@ -2275,7 +2275,7 @@
       <w:pPr>
         <w:shd w:val="clear" w:color="auto" w:fill="FFFFFF"/>
         <w:jc w:val="center"/>
-        <w:divId w:val="582224269"/>
+        <w:divId w:val="1768647417"/>
         <w:rPr>
           <w:rFonts w:ascii="Times New Roman" w:hAnsi="Times New Roman" w:cs="Times New Roman"/>
           <w:color w:val="1A1A1A"/>
@@ -2288,7 +2288,7 @@
           <w:color w:val="1A1A1A"/>
         </w:rPr>
         <w:drawing>
-          <wp:inline distT="0" distB="0" distL="0" distR="0" wp14:anchorId="313A893B" wp14:editId="2DAF7560">
+          <wp:inline distT="0" distB="0" distL="0" distR="0" wp14:anchorId="723C9851" wp14:editId="19AC61C6">
             <wp:extent cx="14846300" cy="2692400"/>
             <wp:effectExtent l="0" t="0" r="0" b="0"/>
             <wp:docPr id="2" name="图片 2" descr="Claude Code 编程过程截图 2"/>
@@ -2341,7 +2341,7 @@
       <w:pPr>
         <w:shd w:val="clear" w:color="auto" w:fill="FFFFFF"/>
         <w:jc w:val="center"/>
-        <w:divId w:val="1806775417"/>
+        <w:divId w:val="1193688578"/>
         <w:rPr>
           <w:rFonts w:ascii="Times New Roman" w:hAnsi="Times New Roman" w:cs="Times New Roman"/>
           <w:color w:val="555555"/>
@@ -2366,328 +2366,95 @@
       <w:pPr>
         <w:pStyle w:val="2"/>
         <w:shd w:val="clear" w:color="auto" w:fill="FFFFFF"/>
-        <w:divId w:val="851527310"/>
-        <w:rPr>
-          <w:rFonts w:ascii="Times New Roman" w:hAnsi="Times New Roman" w:cs="Times New Roman"/>
-        </w:rPr>
-      </w:pPr>
-      <w:r>
-        <w:rPr>
-          <w:rFonts w:ascii="Times New Roman" w:hAnsi="Times New Roman" w:cs="Times New Roman"/>
-        </w:rPr>
-        <w:t>五、体验入口</w:t>
+        <w:divId w:val="297611639"/>
+        <w:rPr>
+          <w:rFonts w:ascii="Times New Roman" w:hAnsi="Times New Roman" w:cs="Times New Roman"/>
+        </w:rPr>
+      </w:pPr>
+      <w:r>
+        <w:rPr>
+          <w:rFonts w:ascii="Times New Roman" w:hAnsi="Times New Roman" w:cs="Times New Roman"/>
+        </w:rPr>
+        <w:t>五、自然语言指令</w:t>
+      </w:r>
+      <w:r>
+        <w:rPr>
+          <w:rFonts w:ascii="Times New Roman" w:hAnsi="Times New Roman" w:cs="Times New Roman"/>
+        </w:rPr>
+        <w:t xml:space="preserve"> Prompt </w:t>
+      </w:r>
+      <w:r>
+        <w:rPr>
+          <w:rFonts w:ascii="Times New Roman" w:hAnsi="Times New Roman" w:cs="Times New Roman"/>
+        </w:rPr>
+        <w:t>示范</w:t>
       </w:r>
     </w:p>
     <w:p>
       <w:pPr>
         <w:pStyle w:val="a4"/>
         <w:shd w:val="clear" w:color="auto" w:fill="FFFFFF"/>
-        <w:divId w:val="851527310"/>
-        <w:rPr>
-          <w:rFonts w:ascii="Times New Roman" w:hAnsi="Times New Roman" w:cs="Times New Roman"/>
-          <w:color w:val="1A1A1A"/>
-        </w:rPr>
-      </w:pPr>
-      <w:r>
-        <w:rPr>
-          <w:rStyle w:val="a3"/>
-          <w:rFonts w:ascii="Times New Roman" w:hAnsi="Times New Roman" w:cs="Times New Roman"/>
-          <w:color w:val="1A1A1A"/>
-        </w:rPr>
-        <w:t>在线体验：</w:t>
-      </w:r>
-    </w:p>
-    <w:p>
-      <w:pPr>
-        <w:numPr>
-          <w:ilvl w:val="0"/>
-          <w:numId w:val="3"/>
-        </w:numPr>
-        <w:shd w:val="clear" w:color="auto" w:fill="FFFFFF"/>
-        <w:spacing w:before="30" w:after="30"/>
-        <w:divId w:val="851527310"/>
-        <w:rPr>
-          <w:rFonts w:ascii="Times New Roman" w:hAnsi="Times New Roman" w:cs="Times New Roman"/>
-          <w:color w:val="1A1A1A"/>
-        </w:rPr>
-      </w:pPr>
-      <w:r>
-        <w:rPr>
-          <w:rFonts w:ascii="Times New Roman" w:hAnsi="Times New Roman" w:cs="Times New Roman"/>
-          <w:color w:val="1A1A1A"/>
-        </w:rPr>
-        <w:t xml:space="preserve">Web </w:t>
-      </w:r>
-      <w:r>
-        <w:rPr>
-          <w:rFonts w:ascii="Times New Roman" w:hAnsi="Times New Roman" w:cs="Times New Roman"/>
-          <w:color w:val="1A1A1A"/>
-        </w:rPr>
-        <w:t>应用：</w:t>
-      </w:r>
-      <w:hyperlink w:history="1">
-        <w:r>
-          <w:rPr>
-            <w:rStyle w:val="a5"/>
-            <w:rFonts w:ascii="Times New Roman" w:hAnsi="Times New Roman" w:cs="Times New Roman"/>
-            <w:color w:val="5A3A1A"/>
-          </w:rPr>
-          <w:t>（待部署至</w:t>
-        </w:r>
-        <w:r>
-          <w:rPr>
-            <w:rStyle w:val="a5"/>
-            <w:rFonts w:ascii="Times New Roman" w:hAnsi="Times New Roman" w:cs="Times New Roman"/>
-            <w:color w:val="5A3A1A"/>
-          </w:rPr>
-          <w:t xml:space="preserve"> GitHub Pages / Netlify</w:t>
-        </w:r>
-        <w:r>
-          <w:rPr>
-            <w:rStyle w:val="a5"/>
-            <w:rFonts w:ascii="Times New Roman" w:hAnsi="Times New Roman" w:cs="Times New Roman"/>
-            <w:color w:val="5A3A1A"/>
-          </w:rPr>
-          <w:t>）</w:t>
-        </w:r>
-      </w:hyperlink>
-    </w:p>
-    <w:p>
-      <w:pPr>
-        <w:numPr>
-          <w:ilvl w:val="0"/>
-          <w:numId w:val="3"/>
-        </w:numPr>
-        <w:shd w:val="clear" w:color="auto" w:fill="FFFFFF"/>
-        <w:spacing w:before="30" w:after="30"/>
-        <w:divId w:val="851527310"/>
-        <w:rPr>
-          <w:rFonts w:ascii="Times New Roman" w:hAnsi="Times New Roman" w:cs="Times New Roman"/>
-          <w:color w:val="1A1A1A"/>
-        </w:rPr>
-      </w:pPr>
-      <w:r>
-        <w:rPr>
-          <w:rFonts w:ascii="Times New Roman" w:hAnsi="Times New Roman" w:cs="Times New Roman"/>
-          <w:color w:val="1A1A1A"/>
-        </w:rPr>
-        <w:t>本地运行：下载项目文件夹中的</w:t>
-      </w:r>
-      <w:r>
-        <w:rPr>
-          <w:rFonts w:ascii="Times New Roman" w:hAnsi="Times New Roman" w:cs="Times New Roman"/>
-          <w:color w:val="1A1A1A"/>
-        </w:rPr>
-        <w:t xml:space="preserve"> </w:t>
-      </w:r>
-      <w:r>
-        <w:rPr>
-          <w:rStyle w:val="HTML"/>
-          <w:color w:val="1A1A1A"/>
-        </w:rPr>
-        <w:t>index.html</w:t>
-      </w:r>
-      <w:r>
-        <w:rPr>
-          <w:rFonts w:ascii="Times New Roman" w:hAnsi="Times New Roman" w:cs="Times New Roman"/>
-          <w:color w:val="1A1A1A"/>
-        </w:rPr>
-        <w:t>，双击用浏览器打开即可。</w:t>
-      </w:r>
-    </w:p>
-    <w:p>
-      <w:pPr>
-        <w:pStyle w:val="a4"/>
-        <w:shd w:val="clear" w:color="auto" w:fill="FFFFFF"/>
-        <w:divId w:val="851527310"/>
-        <w:rPr>
-          <w:rFonts w:ascii="Times New Roman" w:hAnsi="Times New Roman" w:cs="Times New Roman"/>
-          <w:color w:val="1A1A1A"/>
-        </w:rPr>
-      </w:pPr>
-      <w:r>
-        <w:rPr>
-          <w:rStyle w:val="a3"/>
-          <w:rFonts w:ascii="Times New Roman" w:hAnsi="Times New Roman" w:cs="Times New Roman"/>
-          <w:color w:val="1A1A1A"/>
-        </w:rPr>
-        <w:t>项目文件（均保存于</w:t>
-      </w:r>
-      <w:r>
-        <w:rPr>
-          <w:rStyle w:val="a3"/>
-          <w:rFonts w:ascii="Times New Roman" w:hAnsi="Times New Roman" w:cs="Times New Roman"/>
-          <w:color w:val="1A1A1A"/>
-        </w:rPr>
-        <w:t xml:space="preserve"> </w:t>
-      </w:r>
-      <w:r>
-        <w:rPr>
-          <w:rStyle w:val="HTML"/>
-          <w:b/>
-          <w:bCs/>
-          <w:color w:val="1A1A1A"/>
-        </w:rPr>
-        <w:t>C:\Users\26433\Desktop\vibe coding\</w:t>
-      </w:r>
-      <w:r>
-        <w:rPr>
-          <w:rStyle w:val="a3"/>
-          <w:rFonts w:ascii="Times New Roman" w:hAnsi="Times New Roman" w:cs="Times New Roman"/>
-          <w:color w:val="1A1A1A"/>
-        </w:rPr>
-        <w:t xml:space="preserve"> </w:t>
-      </w:r>
-      <w:r>
-        <w:rPr>
-          <w:rStyle w:val="a3"/>
-          <w:rFonts w:ascii="Times New Roman" w:hAnsi="Times New Roman" w:cs="Times New Roman"/>
-          <w:color w:val="1A1A1A"/>
-        </w:rPr>
-        <w:t>文件夹）：</w:t>
-      </w:r>
-    </w:p>
-    <w:p>
-      <w:pPr>
-        <w:numPr>
-          <w:ilvl w:val="0"/>
-          <w:numId w:val="4"/>
-        </w:numPr>
-        <w:shd w:val="clear" w:color="auto" w:fill="FFFFFF"/>
-        <w:spacing w:before="30" w:after="30"/>
-        <w:divId w:val="851527310"/>
-        <w:rPr>
-          <w:rFonts w:ascii="Times New Roman" w:hAnsi="Times New Roman" w:cs="Times New Roman"/>
-          <w:color w:val="1A1A1A"/>
-        </w:rPr>
-      </w:pPr>
-      <w:r>
-        <w:rPr>
-          <w:rFonts w:ascii="Times New Roman" w:hAnsi="Times New Roman" w:cs="Times New Roman"/>
-          <w:color w:val="1A1A1A"/>
-        </w:rPr>
-        <w:t>需求文档：</w:t>
-      </w:r>
-      <w:r>
-        <w:rPr>
-          <w:rStyle w:val="HTML"/>
-          <w:color w:val="1A1A1A"/>
-        </w:rPr>
-        <w:t>text20260513_45307a.txt</w:t>
-      </w:r>
-    </w:p>
-    <w:p>
-      <w:pPr>
-        <w:numPr>
-          <w:ilvl w:val="0"/>
-          <w:numId w:val="4"/>
-        </w:numPr>
-        <w:shd w:val="clear" w:color="auto" w:fill="FFFFFF"/>
-        <w:spacing w:before="30" w:after="30"/>
-        <w:divId w:val="851527310"/>
-        <w:rPr>
-          <w:rFonts w:ascii="Times New Roman" w:hAnsi="Times New Roman" w:cs="Times New Roman"/>
-          <w:color w:val="1A1A1A"/>
-        </w:rPr>
-      </w:pPr>
-      <w:r>
-        <w:rPr>
-          <w:rFonts w:ascii="Times New Roman" w:hAnsi="Times New Roman" w:cs="Times New Roman"/>
-          <w:color w:val="1A1A1A"/>
-        </w:rPr>
-        <w:t>源代码：</w:t>
-      </w:r>
-      <w:r>
-        <w:rPr>
-          <w:rStyle w:val="HTML"/>
-          <w:color w:val="1A1A1A"/>
-        </w:rPr>
-        <w:t>index.html</w:t>
-      </w:r>
-      <w:r>
-        <w:rPr>
-          <w:rFonts w:ascii="Times New Roman" w:hAnsi="Times New Roman" w:cs="Times New Roman"/>
-          <w:color w:val="1A1A1A"/>
-        </w:rPr>
-        <w:t>（单文件，约</w:t>
-      </w:r>
-      <w:r>
-        <w:rPr>
-          <w:rFonts w:ascii="Times New Roman" w:hAnsi="Times New Roman" w:cs="Times New Roman"/>
-          <w:color w:val="1A1A1A"/>
-        </w:rPr>
-        <w:t xml:space="preserve"> 570 </w:t>
-      </w:r>
-      <w:r>
-        <w:rPr>
-          <w:rFonts w:ascii="Times New Roman" w:hAnsi="Times New Roman" w:cs="Times New Roman"/>
-          <w:color w:val="1A1A1A"/>
-        </w:rPr>
-        <w:t>行，双击即可运行）</w:t>
-      </w:r>
-    </w:p>
-    <w:p>
-      <w:pPr>
-        <w:numPr>
-          <w:ilvl w:val="0"/>
-          <w:numId w:val="4"/>
-        </w:numPr>
-        <w:shd w:val="clear" w:color="auto" w:fill="FFFFFF"/>
-        <w:spacing w:before="30" w:after="30"/>
-        <w:divId w:val="851527310"/>
-        <w:rPr>
-          <w:rFonts w:ascii="Times New Roman" w:hAnsi="Times New Roman" w:cs="Times New Roman"/>
-          <w:color w:val="1A1A1A"/>
-        </w:rPr>
-      </w:pPr>
-      <w:r>
-        <w:rPr>
-          <w:rFonts w:ascii="Times New Roman" w:hAnsi="Times New Roman" w:cs="Times New Roman"/>
-          <w:color w:val="1A1A1A"/>
-        </w:rPr>
-        <w:t>项目介绍：</w:t>
-      </w:r>
-      <w:r>
-        <w:rPr>
-          <w:rStyle w:val="HTML"/>
-          <w:color w:val="1A1A1A"/>
-        </w:rPr>
-        <w:t>项目介绍</w:t>
-      </w:r>
-      <w:r>
-        <w:rPr>
-          <w:rStyle w:val="HTML"/>
-          <w:color w:val="1A1A1A"/>
-        </w:rPr>
-        <w:t>.html</w:t>
-      </w:r>
-      <w:r>
-        <w:rPr>
-          <w:rFonts w:ascii="Times New Roman" w:hAnsi="Times New Roman" w:cs="Times New Roman"/>
-          <w:color w:val="1A1A1A"/>
-        </w:rPr>
-        <w:t>（本文件，可在浏览器中打开并打印为</w:t>
-      </w:r>
-      <w:r>
-        <w:rPr>
-          <w:rFonts w:ascii="Times New Roman" w:hAnsi="Times New Roman" w:cs="Times New Roman"/>
-          <w:color w:val="1A1A1A"/>
-        </w:rPr>
-        <w:t xml:space="preserve"> PDF</w:t>
-      </w:r>
-      <w:r>
-        <w:rPr>
-          <w:rFonts w:ascii="Times New Roman" w:hAnsi="Times New Roman" w:cs="Times New Roman"/>
-          <w:color w:val="1A1A1A"/>
-        </w:rPr>
-        <w:t>）</w:t>
+        <w:divId w:val="297611639"/>
+        <w:rPr>
+          <w:rFonts w:ascii="Times New Roman" w:hAnsi="Times New Roman" w:cs="Times New Roman"/>
+          <w:color w:val="1A1A1A"/>
+        </w:rPr>
+      </w:pPr>
+      <w:r>
+        <w:rPr>
+          <w:rFonts w:ascii="Times New Roman" w:hAnsi="Times New Roman" w:cs="Times New Roman"/>
+          <w:color w:val="1A1A1A"/>
+        </w:rPr>
+        <w:t>以下为本项目核心的自然语言</w:t>
+      </w:r>
+      <w:r>
+        <w:rPr>
+          <w:rFonts w:ascii="Times New Roman" w:hAnsi="Times New Roman" w:cs="Times New Roman"/>
+          <w:color w:val="1A1A1A"/>
+        </w:rPr>
+        <w:t xml:space="preserve"> Prompt </w:t>
+      </w:r>
+      <w:r>
+        <w:rPr>
+          <w:rFonts w:ascii="Times New Roman" w:hAnsi="Times New Roman" w:cs="Times New Roman"/>
+          <w:color w:val="1A1A1A"/>
+        </w:rPr>
+        <w:t>指令截图，展示了如何通过自然语言向</w:t>
+      </w:r>
+      <w:r>
+        <w:rPr>
+          <w:rFonts w:ascii="Times New Roman" w:hAnsi="Times New Roman" w:cs="Times New Roman"/>
+          <w:color w:val="1A1A1A"/>
+        </w:rPr>
+        <w:t xml:space="preserve"> Claude Code </w:t>
+      </w:r>
+      <w:r>
+        <w:rPr>
+          <w:rFonts w:ascii="Times New Roman" w:hAnsi="Times New Roman" w:cs="Times New Roman"/>
+          <w:color w:val="1A1A1A"/>
+        </w:rPr>
+        <w:t>描述产品需求、学术规范与哲学限定，使</w:t>
+      </w:r>
+      <w:r>
+        <w:rPr>
+          <w:rFonts w:ascii="Times New Roman" w:hAnsi="Times New Roman" w:cs="Times New Roman"/>
+          <w:color w:val="1A1A1A"/>
+        </w:rPr>
+        <w:t xml:space="preserve"> AI </w:t>
+      </w:r>
+      <w:r>
+        <w:rPr>
+          <w:rFonts w:ascii="Times New Roman" w:hAnsi="Times New Roman" w:cs="Times New Roman"/>
+          <w:color w:val="1A1A1A"/>
+        </w:rPr>
+        <w:t>精准理解并生成符合欧陆哲学传统的写作反馈工具。</w:t>
       </w:r>
     </w:p>
     <w:p>
       <w:pPr>
         <w:shd w:val="clear" w:color="auto" w:fill="FFFFFF"/>
         <w:jc w:val="center"/>
-        <w:divId w:val="1095900181"/>
+        <w:divId w:val="2013872478"/>
         <w:rPr>
           <w:rFonts w:ascii="Times New Roman" w:hAnsi="Times New Roman" w:cs="Times New Roman"/>
           <w:color w:val="1A1A1A"/>
@@ -2700,10 +2467,10 @@
           <w:color w:val="1A1A1A"/>
         </w:rPr>
         <w:drawing>
-          <wp:inline distT="0" distB="0" distL="0" distR="0" wp14:anchorId="3F36AEA7" wp14:editId="2FD72126">
-            <wp:extent cx="14884400" cy="4616450"/>
+          <wp:inline distT="0" distB="0" distL="0" distR="0" wp14:anchorId="052FB6A2" wp14:editId="127E2631">
+            <wp:extent cx="15189200" cy="8083550"/>
             <wp:effectExtent l="0" t="0" r="0" b="0"/>
-            <wp:docPr id="3" name="图片 3" descr="Web 应用界面截图 1"/>
+            <wp:docPr id="3" name="图片 3" descr="自然语言 Prompt 指令截图"/>
             <wp:cNvGraphicFramePr>
               <a:graphicFrameLocks xmlns:a="http://schemas.openxmlformats.org/drawingml/2006/main" noChangeAspect="1"/>
             </wp:cNvGraphicFramePr>
@@ -2711,7 +2478,7 @@
               <a:graphicData uri="http://schemas.openxmlformats.org/drawingml/2006/picture">
                 <pic:pic xmlns:pic="http://schemas.openxmlformats.org/drawingml/2006/picture">
                   <pic:nvPicPr>
-                    <pic:cNvPr id="0" name="Picture 3" descr="Web 应用界面截图 1"/>
+                    <pic:cNvPr id="0" name="Picture 3" descr="自然语言 Prompt 指令截图"/>
                     <pic:cNvPicPr>
                       <a:picLocks noChangeAspect="1" noChangeArrowheads="1"/>
                     </pic:cNvPicPr>
@@ -2732,7 +2499,7 @@
                   <pic:spPr bwMode="auto">
                     <a:xfrm>
                       <a:off x="0" y="0"/>
-                      <a:ext cx="14884400" cy="4616450"/>
+                      <a:ext cx="15189200" cy="8083550"/>
                     </a:xfrm>
                     <a:prstGeom prst="rect">
                       <a:avLst/>
@@ -2753,7 +2520,7 @@
       <w:pPr>
         <w:shd w:val="clear" w:color="auto" w:fill="FFFFFF"/>
         <w:jc w:val="center"/>
-        <w:divId w:val="2097747287"/>
+        <w:divId w:val="2024892586"/>
         <w:rPr>
           <w:rFonts w:ascii="Times New Roman" w:hAnsi="Times New Roman" w:cs="Times New Roman"/>
           <w:color w:val="555555"/>
@@ -2764,35 +2531,340 @@
           <w:rFonts w:ascii="Times New Roman" w:hAnsi="Times New Roman" w:cs="Times New Roman"/>
           <w:color w:val="555555"/>
         </w:rPr>
-        <w:t xml:space="preserve">▲ Web </w:t>
+        <w:t xml:space="preserve">▲ </w:t>
       </w:r>
       <w:r>
         <w:rPr>
           <w:rFonts w:ascii="Times New Roman" w:hAnsi="Times New Roman" w:cs="Times New Roman"/>
           <w:color w:val="555555"/>
         </w:rPr>
-        <w:t>应用界面：左侧输入区</w:t>
+        <w:t>自然语言</w:t>
       </w:r>
       <w:r>
         <w:rPr>
           <w:rFonts w:ascii="Times New Roman" w:hAnsi="Times New Roman" w:cs="Times New Roman"/>
           <w:color w:val="555555"/>
         </w:rPr>
-        <w:t xml:space="preserve"> + </w:t>
+        <w:t xml:space="preserve"> Prompt </w:t>
       </w:r>
       <w:r>
         <w:rPr>
           <w:rFonts w:ascii="Times New Roman" w:hAnsi="Times New Roman" w:cs="Times New Roman"/>
           <w:color w:val="555555"/>
         </w:rPr>
-        <w:t>右侧反馈卡片</w:t>
+        <w:t>指令：包含学术规范、哲学限定与输出格式要求</w:t>
+      </w:r>
+    </w:p>
+    <w:p>
+      <w:pPr>
+        <w:pStyle w:val="2"/>
+        <w:shd w:val="clear" w:color="auto" w:fill="FFFFFF"/>
+        <w:divId w:val="297611639"/>
+        <w:rPr>
+          <w:rFonts w:ascii="Times New Roman" w:hAnsi="Times New Roman" w:cs="Times New Roman"/>
+        </w:rPr>
+      </w:pPr>
+      <w:r>
+        <w:rPr>
+          <w:rFonts w:ascii="Times New Roman" w:hAnsi="Times New Roman" w:cs="Times New Roman"/>
+        </w:rPr>
+        <w:t>六、体验入口</w:t>
+      </w:r>
+    </w:p>
+    <w:p>
+      <w:pPr>
+        <w:pStyle w:val="a4"/>
+        <w:shd w:val="clear" w:color="auto" w:fill="FFFFFF"/>
+        <w:divId w:val="297611639"/>
+        <w:rPr>
+          <w:rFonts w:ascii="Times New Roman" w:hAnsi="Times New Roman" w:cs="Times New Roman"/>
+          <w:color w:val="1A1A1A"/>
+        </w:rPr>
+      </w:pPr>
+      <w:r>
+        <w:rPr>
+          <w:rStyle w:val="a3"/>
+          <w:rFonts w:ascii="Times New Roman" w:hAnsi="Times New Roman" w:cs="Times New Roman"/>
+          <w:color w:val="1A1A1A"/>
+        </w:rPr>
+        <w:t>在线体验：</w:t>
+      </w:r>
+    </w:p>
+    <w:p>
+      <w:pPr>
+        <w:numPr>
+          <w:ilvl w:val="0"/>
+          <w:numId w:val="3"/>
+        </w:numPr>
+        <w:shd w:val="clear" w:color="auto" w:fill="FFFFFF"/>
+        <w:spacing w:before="30" w:after="30"/>
+        <w:divId w:val="297611639"/>
+        <w:rPr>
+          <w:rFonts w:ascii="Times New Roman" w:hAnsi="Times New Roman" w:cs="Times New Roman"/>
+          <w:color w:val="1A1A1A"/>
+        </w:rPr>
+      </w:pPr>
+      <w:r>
+        <w:rPr>
+          <w:rFonts w:ascii="Times New Roman" w:hAnsi="Times New Roman" w:cs="Times New Roman"/>
+          <w:color w:val="1A1A1A"/>
+        </w:rPr>
+        <w:t xml:space="preserve">Web </w:t>
+      </w:r>
+      <w:r>
+        <w:rPr>
+          <w:rFonts w:ascii="Times New Roman" w:hAnsi="Times New Roman" w:cs="Times New Roman"/>
+          <w:color w:val="1A1A1A"/>
+        </w:rPr>
+        <w:t>应用：</w:t>
+      </w:r>
+      <w:hyperlink r:id="rId10" w:history="1">
+        <w:r>
+          <w:rPr>
+            <w:rStyle w:val="a5"/>
+            <w:rFonts w:ascii="Times New Roman" w:hAnsi="Times New Roman" w:cs="Times New Roman"/>
+            <w:color w:val="5A3A1A"/>
+          </w:rPr>
+          <w:t>https://clairiere7.github.io/philosophy-writing-workshop/</w:t>
+        </w:r>
+      </w:hyperlink>
+    </w:p>
+    <w:p>
+      <w:pPr>
+        <w:numPr>
+          <w:ilvl w:val="0"/>
+          <w:numId w:val="3"/>
+        </w:numPr>
+        <w:shd w:val="clear" w:color="auto" w:fill="FFFFFF"/>
+        <w:spacing w:before="30" w:after="30"/>
+        <w:divId w:val="297611639"/>
+        <w:rPr>
+          <w:rFonts w:ascii="Times New Roman" w:hAnsi="Times New Roman" w:cs="Times New Roman"/>
+          <w:color w:val="1A1A1A"/>
+        </w:rPr>
+      </w:pPr>
+      <w:r>
+        <w:rPr>
+          <w:rFonts w:ascii="Times New Roman" w:hAnsi="Times New Roman" w:cs="Times New Roman"/>
+          <w:color w:val="1A1A1A"/>
+        </w:rPr>
+        <w:t>本地运行：下载项目文件夹中的</w:t>
+      </w:r>
+      <w:r>
+        <w:rPr>
+          <w:rFonts w:ascii="Times New Roman" w:hAnsi="Times New Roman" w:cs="Times New Roman"/>
+          <w:color w:val="1A1A1A"/>
+        </w:rPr>
+        <w:t xml:space="preserve"> </w:t>
+      </w:r>
+      <w:r>
+        <w:rPr>
+          <w:rStyle w:val="HTML"/>
+          <w:color w:val="1A1A1A"/>
+        </w:rPr>
+        <w:t>index.html</w:t>
+      </w:r>
+      <w:r>
+        <w:rPr>
+          <w:rFonts w:ascii="Times New Roman" w:hAnsi="Times New Roman" w:cs="Times New Roman"/>
+          <w:color w:val="1A1A1A"/>
+        </w:rPr>
+        <w:t>，双击用浏览器打开即可。</w:t>
+      </w:r>
+    </w:p>
+    <w:p>
+      <w:pPr>
+        <w:pStyle w:val="a4"/>
+        <w:shd w:val="clear" w:color="auto" w:fill="FFFFFF"/>
+        <w:divId w:val="297611639"/>
+        <w:rPr>
+          <w:rFonts w:ascii="Times New Roman" w:hAnsi="Times New Roman" w:cs="Times New Roman"/>
+          <w:color w:val="1A1A1A"/>
+        </w:rPr>
+      </w:pPr>
+      <w:r>
+        <w:rPr>
+          <w:rStyle w:val="a3"/>
+          <w:rFonts w:ascii="Times New Roman" w:hAnsi="Times New Roman" w:cs="Times New Roman"/>
+          <w:color w:val="1A1A1A"/>
+        </w:rPr>
+        <w:t>项目文件（均保存于</w:t>
+      </w:r>
+      <w:r>
+        <w:rPr>
+          <w:rStyle w:val="a3"/>
+          <w:rFonts w:ascii="Times New Roman" w:hAnsi="Times New Roman" w:cs="Times New Roman"/>
+          <w:color w:val="1A1A1A"/>
+        </w:rPr>
+        <w:t xml:space="preserve"> </w:t>
+      </w:r>
+      <w:r>
+        <w:rPr>
+          <w:rStyle w:val="HTML"/>
+          <w:b/>
+          <w:bCs/>
+          <w:color w:val="1A1A1A"/>
+        </w:rPr>
+        <w:t>C:\Users\26433\Desktop\vibe coding\</w:t>
+      </w:r>
+      <w:r>
+        <w:rPr>
+          <w:rStyle w:val="a3"/>
+          <w:rFonts w:ascii="Times New Roman" w:hAnsi="Times New Roman" w:cs="Times New Roman"/>
+          <w:color w:val="1A1A1A"/>
+        </w:rPr>
+        <w:t xml:space="preserve"> </w:t>
+      </w:r>
+      <w:r>
+        <w:rPr>
+          <w:rStyle w:val="a3"/>
+          <w:rFonts w:ascii="Times New Roman" w:hAnsi="Times New Roman" w:cs="Times New Roman"/>
+          <w:color w:val="1A1A1A"/>
+        </w:rPr>
+        <w:t>文件夹）：</w:t>
+      </w:r>
+    </w:p>
+    <w:p>
+      <w:pPr>
+        <w:numPr>
+          <w:ilvl w:val="0"/>
+          <w:numId w:val="4"/>
+        </w:numPr>
+        <w:shd w:val="clear" w:color="auto" w:fill="FFFFFF"/>
+        <w:spacing w:before="30" w:after="30"/>
+        <w:divId w:val="297611639"/>
+        <w:rPr>
+          <w:rFonts w:ascii="Times New Roman" w:hAnsi="Times New Roman" w:cs="Times New Roman"/>
+          <w:color w:val="1A1A1A"/>
+        </w:rPr>
+      </w:pPr>
+      <w:r>
+        <w:rPr>
+          <w:rFonts w:ascii="Times New Roman" w:hAnsi="Times New Roman" w:cs="Times New Roman"/>
+          <w:color w:val="1A1A1A"/>
+        </w:rPr>
+        <w:t>需求文档：</w:t>
+      </w:r>
+      <w:r>
+        <w:rPr>
+          <w:rStyle w:val="HTML"/>
+          <w:color w:val="1A1A1A"/>
+        </w:rPr>
+        <w:t>text20260513_45307a.txt</w:t>
+      </w:r>
+    </w:p>
+    <w:p>
+      <w:pPr>
+        <w:numPr>
+          <w:ilvl w:val="0"/>
+          <w:numId w:val="4"/>
+        </w:numPr>
+        <w:shd w:val="clear" w:color="auto" w:fill="FFFFFF"/>
+        <w:spacing w:before="30" w:after="30"/>
+        <w:divId w:val="297611639"/>
+        <w:rPr>
+          <w:rFonts w:ascii="Times New Roman" w:hAnsi="Times New Roman" w:cs="Times New Roman"/>
+          <w:color w:val="1A1A1A"/>
+        </w:rPr>
+      </w:pPr>
+      <w:r>
+        <w:rPr>
+          <w:rFonts w:ascii="Times New Roman" w:hAnsi="Times New Roman" w:cs="Times New Roman"/>
+          <w:color w:val="1A1A1A"/>
+        </w:rPr>
+        <w:t>源代码：</w:t>
+      </w:r>
+      <w:r>
+        <w:rPr>
+          <w:rStyle w:val="HTML"/>
+          <w:color w:val="1A1A1A"/>
+        </w:rPr>
+        <w:t>index.html</w:t>
+      </w:r>
+      <w:r>
+        <w:rPr>
+          <w:rFonts w:ascii="Times New Roman" w:hAnsi="Times New Roman" w:cs="Times New Roman"/>
+          <w:color w:val="1A1A1A"/>
+        </w:rPr>
+        <w:t>（单文件，约</w:t>
+      </w:r>
+      <w:r>
+        <w:rPr>
+          <w:rFonts w:ascii="Times New Roman" w:hAnsi="Times New Roman" w:cs="Times New Roman"/>
+          <w:color w:val="1A1A1A"/>
+        </w:rPr>
+        <w:t xml:space="preserve"> 570 </w:t>
+      </w:r>
+      <w:r>
+        <w:rPr>
+          <w:rFonts w:ascii="Times New Roman" w:hAnsi="Times New Roman" w:cs="Times New Roman"/>
+          <w:color w:val="1A1A1A"/>
+        </w:rPr>
+        <w:t>行，双击即可运行）</w:t>
+      </w:r>
+    </w:p>
+    <w:p>
+      <w:pPr>
+        <w:numPr>
+          <w:ilvl w:val="0"/>
+          <w:numId w:val="4"/>
+        </w:numPr>
+        <w:shd w:val="clear" w:color="auto" w:fill="FFFFFF"/>
+        <w:spacing w:before="30" w:after="30"/>
+        <w:divId w:val="297611639"/>
+        <w:rPr>
+          <w:rFonts w:ascii="Times New Roman" w:hAnsi="Times New Roman" w:cs="Times New Roman"/>
+          <w:color w:val="1A1A1A"/>
+        </w:rPr>
+      </w:pPr>
+      <w:r>
+        <w:rPr>
+          <w:rFonts w:ascii="Times New Roman" w:hAnsi="Times New Roman" w:cs="Times New Roman"/>
+          <w:color w:val="1A1A1A"/>
+        </w:rPr>
+        <w:t>项目介绍：</w:t>
+      </w:r>
+      <w:r>
+        <w:rPr>
+          <w:rStyle w:val="HTML"/>
+          <w:color w:val="1A1A1A"/>
+        </w:rPr>
+        <w:t>项目介绍</w:t>
+      </w:r>
+      <w:r>
+        <w:rPr>
+          <w:rStyle w:val="HTML"/>
+          <w:color w:val="1A1A1A"/>
+        </w:rPr>
+        <w:t>.html</w:t>
+      </w:r>
+      <w:r>
+        <w:rPr>
+          <w:rFonts w:ascii="Times New Roman" w:hAnsi="Times New Roman" w:cs="Times New Roman"/>
+          <w:color w:val="1A1A1A"/>
+        </w:rPr>
+        <w:t>（本文件，可在浏览器中打开并打印为</w:t>
+      </w:r>
+      <w:r>
+        <w:rPr>
+          <w:rFonts w:ascii="Times New Roman" w:hAnsi="Times New Roman" w:cs="Times New Roman"/>
+          <w:color w:val="1A1A1A"/>
+        </w:rPr>
+        <w:t xml:space="preserve"> PDF</w:t>
+      </w:r>
+      <w:r>
+        <w:rPr>
+          <w:rFonts w:ascii="Times New Roman" w:hAnsi="Times New Roman" w:cs="Times New Roman"/>
+          <w:color w:val="1A1A1A"/>
+        </w:rPr>
+        <w:t>）</w:t>
       </w:r>
     </w:p>
     <w:p>
       <w:pPr>
         <w:shd w:val="clear" w:color="auto" w:fill="FFFFFF"/>
         <w:jc w:val="center"/>
-        <w:divId w:val="5058881"/>
+        <w:divId w:val="1369135904"/>
         <w:rPr>
           <w:rFonts w:ascii="Times New Roman" w:hAnsi="Times New Roman" w:cs="Times New Roman"/>
           <w:color w:val="1A1A1A"/>
@@ -2805,10 +2877,10 @@
           <w:color w:val="1A1A1A"/>
         </w:rPr>
         <w:drawing>
-          <wp:inline distT="0" distB="0" distL="0" distR="0" wp14:anchorId="6B1F7888" wp14:editId="315FEF6B">
-            <wp:extent cx="14293850" cy="9036050"/>
+          <wp:inline distT="0" distB="0" distL="0" distR="0" wp14:anchorId="0C8BE844" wp14:editId="6E5A3099">
+            <wp:extent cx="13373100" cy="8902700"/>
             <wp:effectExtent l="0" t="0" r="0" b="0"/>
-            <wp:docPr id="4" name="图片 4" descr="Web 应用界面截图 2"/>
+            <wp:docPr id="4" name="图片 4" descr="Web 应用界面截图 1"/>
             <wp:cNvGraphicFramePr>
               <a:graphicFrameLocks xmlns:a="http://schemas.openxmlformats.org/drawingml/2006/main" noChangeAspect="1"/>
             </wp:cNvGraphicFramePr>
@@ -2816,13 +2888,13 @@
               <a:graphicData uri="http://schemas.openxmlformats.org/drawingml/2006/picture">
                 <pic:pic xmlns:pic="http://schemas.openxmlformats.org/drawingml/2006/picture">
                   <pic:nvPicPr>
-                    <pic:cNvPr id="0" name="Picture 4" descr="Web 应用界面截图 2"/>
+                    <pic:cNvPr id="0" name="Picture 4" descr="Web 应用界面截图 1"/>
                     <pic:cNvPicPr>
                       <a:picLocks noChangeAspect="1" noChangeArrowheads="1"/>
                     </pic:cNvPicPr>
                   </pic:nvPicPr>
                   <pic:blipFill>
-                    <a:blip r:embed="rId10">
+                    <a:blip r:embed="rId11">
                       <a:extLst>
                         <a:ext uri="{28A0092B-C50C-407E-A947-70E740481C1C}">
                           <a14:useLocalDpi xmlns:a14="http://schemas.microsoft.com/office/drawing/2010/main" val="0"/>
@@ -2837,7 +2909,7 @@
                   <pic:spPr bwMode="auto">
                     <a:xfrm>
                       <a:off x="0" y="0"/>
-                      <a:ext cx="14293850" cy="9036050"/>
+                      <a:ext cx="13373100" cy="8902700"/>
                     </a:xfrm>
                     <a:prstGeom prst="rect">
                       <a:avLst/>
@@ -2858,7 +2930,7 @@
       <w:pPr>
         <w:shd w:val="clear" w:color="auto" w:fill="FFFFFF"/>
         <w:jc w:val="center"/>
-        <w:divId w:val="1686244253"/>
+        <w:divId w:val="880897250"/>
         <w:rPr>
           <w:rFonts w:ascii="Times New Roman" w:hAnsi="Times New Roman" w:cs="Times New Roman"/>
           <w:color w:val="555555"/>
@@ -2876,7 +2948,304 @@
           <w:rFonts w:ascii="Times New Roman" w:hAnsi="Times New Roman" w:cs="Times New Roman"/>
           <w:color w:val="555555"/>
         </w:rPr>
+        <w:t>应用界面：左侧输入区</w:t>
+      </w:r>
+      <w:r>
+        <w:rPr>
+          <w:rFonts w:ascii="Times New Roman" w:hAnsi="Times New Roman" w:cs="Times New Roman"/>
+          <w:color w:val="555555"/>
+        </w:rPr>
+        <w:t xml:space="preserve"> + </w:t>
+      </w:r>
+      <w:r>
+        <w:rPr>
+          <w:rFonts w:ascii="Times New Roman" w:hAnsi="Times New Roman" w:cs="Times New Roman"/>
+          <w:color w:val="555555"/>
+        </w:rPr>
+        <w:t>右侧反馈卡片</w:t>
+      </w:r>
+    </w:p>
+    <w:p>
+      <w:pPr>
+        <w:shd w:val="clear" w:color="auto" w:fill="FFFFFF"/>
+        <w:jc w:val="center"/>
+        <w:divId w:val="320474403"/>
+        <w:rPr>
+          <w:rFonts w:ascii="Times New Roman" w:hAnsi="Times New Roman" w:cs="Times New Roman"/>
+          <w:color w:val="1A1A1A"/>
+        </w:rPr>
+      </w:pPr>
+      <w:r>
+        <w:rPr>
+          <w:rFonts w:ascii="Times New Roman" w:hAnsi="Times New Roman" w:cs="Times New Roman"/>
+          <w:noProof/>
+          <w:color w:val="1A1A1A"/>
+        </w:rPr>
+        <w:drawing>
+          <wp:inline distT="0" distB="0" distL="0" distR="0" wp14:anchorId="15074AC1" wp14:editId="53CB9A9D">
+            <wp:extent cx="12960350" cy="8845550"/>
+            <wp:effectExtent l="0" t="0" r="0" b="0"/>
+            <wp:docPr id="5" name="图片 5" descr="Web 应用界面截图 2"/>
+            <wp:cNvGraphicFramePr>
+              <a:graphicFrameLocks xmlns:a="http://schemas.openxmlformats.org/drawingml/2006/main" noChangeAspect="1"/>
+            </wp:cNvGraphicFramePr>
+            <a:graphic xmlns:a="http://schemas.openxmlformats.org/drawingml/2006/main">
+              <a:graphicData uri="http://schemas.openxmlformats.org/drawingml/2006/picture">
+                <pic:pic xmlns:pic="http://schemas.openxmlformats.org/drawingml/2006/picture">
+                  <pic:nvPicPr>
+                    <pic:cNvPr id="0" name="Picture 5" descr="Web 应用界面截图 2"/>
+                    <pic:cNvPicPr>
+                      <a:picLocks noChangeAspect="1" noChangeArrowheads="1"/>
+                    </pic:cNvPicPr>
+                  </pic:nvPicPr>
+                  <pic:blipFill>
+                    <a:blip r:embed="rId12">
+                      <a:extLst>
+                        <a:ext uri="{28A0092B-C50C-407E-A947-70E740481C1C}">
+                          <a14:useLocalDpi xmlns:a14="http://schemas.microsoft.com/office/drawing/2010/main" val="0"/>
+                        </a:ext>
+                      </a:extLst>
+                    </a:blip>
+                    <a:srcRect/>
+                    <a:stretch>
+                      <a:fillRect/>
+                    </a:stretch>
+                  </pic:blipFill>
+                  <pic:spPr bwMode="auto">
+                    <a:xfrm>
+                      <a:off x="0" y="0"/>
+                      <a:ext cx="12960350" cy="8845550"/>
+                    </a:xfrm>
+                    <a:prstGeom prst="rect">
+                      <a:avLst/>
+                    </a:prstGeom>
+                    <a:noFill/>
+                    <a:ln>
+                      <a:noFill/>
+                    </a:ln>
+                  </pic:spPr>
+                </pic:pic>
+              </a:graphicData>
+            </a:graphic>
+          </wp:inline>
+        </w:drawing>
+      </w:r>
+    </w:p>
+    <w:p>
+      <w:pPr>
+        <w:shd w:val="clear" w:color="auto" w:fill="FFFFFF"/>
+        <w:jc w:val="center"/>
+        <w:divId w:val="51393210"/>
+        <w:rPr>
+          <w:rFonts w:ascii="Times New Roman" w:hAnsi="Times New Roman" w:cs="Times New Roman"/>
+          <w:color w:val="555555"/>
+        </w:rPr>
+      </w:pPr>
+      <w:r>
+        <w:rPr>
+          <w:rFonts w:ascii="Times New Roman" w:hAnsi="Times New Roman" w:cs="Times New Roman"/>
+          <w:color w:val="555555"/>
+        </w:rPr>
+        <w:t xml:space="preserve">▲ Web </w:t>
+      </w:r>
+      <w:r>
+        <w:rPr>
+          <w:rFonts w:ascii="Times New Roman" w:hAnsi="Times New Roman" w:cs="Times New Roman"/>
+          <w:color w:val="555555"/>
+        </w:rPr>
         <w:t>应用界面：反馈结果展开与复制功能</w:t>
+      </w:r>
+    </w:p>
+    <w:p>
+      <w:pPr>
+        <w:pStyle w:val="2"/>
+        <w:shd w:val="clear" w:color="auto" w:fill="FFFFFF"/>
+        <w:divId w:val="297611639"/>
+        <w:rPr>
+          <w:rFonts w:ascii="Times New Roman" w:hAnsi="Times New Roman" w:cs="Times New Roman"/>
+        </w:rPr>
+      </w:pPr>
+      <w:r>
+        <w:rPr>
+          <w:rFonts w:ascii="Times New Roman" w:hAnsi="Times New Roman" w:cs="Times New Roman"/>
+        </w:rPr>
+        <w:t>七、反思</w:t>
+      </w:r>
+    </w:p>
+    <w:p>
+      <w:pPr>
+        <w:pStyle w:val="a4"/>
+        <w:shd w:val="clear" w:color="auto" w:fill="FFFFFF"/>
+        <w:divId w:val="297611639"/>
+        <w:rPr>
+          <w:rFonts w:ascii="Times New Roman" w:hAnsi="Times New Roman" w:cs="Times New Roman"/>
+          <w:color w:val="1A1A1A"/>
+        </w:rPr>
+      </w:pPr>
+      <w:r>
+        <w:rPr>
+          <w:rFonts w:ascii="Times New Roman" w:hAnsi="Times New Roman" w:cs="Times New Roman"/>
+          <w:color w:val="1A1A1A"/>
+        </w:rPr>
+        <w:t>这仍然是一个初步项目，需要后续的调试与完善。在实际测试中，</w:t>
+      </w:r>
+      <w:r>
+        <w:rPr>
+          <w:rFonts w:ascii="Times New Roman" w:hAnsi="Times New Roman" w:cs="Times New Roman"/>
+          <w:color w:val="1A1A1A"/>
+        </w:rPr>
+        <w:t xml:space="preserve">AI </w:t>
+      </w:r>
+      <w:r>
+        <w:rPr>
+          <w:rFonts w:ascii="Times New Roman" w:hAnsi="Times New Roman" w:cs="Times New Roman"/>
+          <w:color w:val="1A1A1A"/>
+        </w:rPr>
+        <w:t>反馈偶有呈现不完全贴合学术规范的问题</w:t>
+      </w:r>
+      <w:r>
+        <w:rPr>
+          <w:rFonts w:ascii="Times New Roman" w:hAnsi="Times New Roman" w:cs="Times New Roman"/>
+          <w:color w:val="1A1A1A"/>
+        </w:rPr>
+        <w:t>——</w:t>
+      </w:r>
+      <w:r>
+        <w:rPr>
+          <w:rFonts w:ascii="Times New Roman" w:hAnsi="Times New Roman" w:cs="Times New Roman"/>
+          <w:color w:val="1A1A1A"/>
+        </w:rPr>
+        <w:t>例如，某些术语界定未能完全达到欧陆哲学的严格标准，或对特定领域话题（如海德格尔式的存在论差异、德里达式的书写逻辑）的把握尚不够精准。这些问题源于大语言模型对哲学概念的</w:t>
+      </w:r>
+      <w:r>
+        <w:rPr>
+          <w:rFonts w:ascii="Times New Roman" w:hAnsi="Times New Roman" w:cs="Times New Roman"/>
+          <w:color w:val="1A1A1A"/>
+        </w:rPr>
+        <w:t>"</w:t>
+      </w:r>
+      <w:r>
+        <w:rPr>
+          <w:rFonts w:ascii="Times New Roman" w:hAnsi="Times New Roman" w:cs="Times New Roman"/>
+          <w:color w:val="1A1A1A"/>
+        </w:rPr>
+        <w:t>泛化</w:t>
+      </w:r>
+      <w:r>
+        <w:rPr>
+          <w:rFonts w:ascii="Times New Roman" w:hAnsi="Times New Roman" w:cs="Times New Roman"/>
+          <w:color w:val="1A1A1A"/>
+        </w:rPr>
+        <w:t>"</w:t>
+      </w:r>
+      <w:r>
+        <w:rPr>
+          <w:rFonts w:ascii="Times New Roman" w:hAnsi="Times New Roman" w:cs="Times New Roman"/>
+          <w:color w:val="1A1A1A"/>
+        </w:rPr>
+        <w:t>理解与学科内部精细分化之间的张力。</w:t>
+      </w:r>
+    </w:p>
+    <w:p>
+      <w:pPr>
+        <w:pStyle w:val="a4"/>
+        <w:shd w:val="clear" w:color="auto" w:fill="FFFFFF"/>
+        <w:divId w:val="297611639"/>
+        <w:rPr>
+          <w:rFonts w:ascii="Times New Roman" w:hAnsi="Times New Roman" w:cs="Times New Roman"/>
+          <w:color w:val="1A1A1A"/>
+        </w:rPr>
+      </w:pPr>
+      <w:r>
+        <w:rPr>
+          <w:rFonts w:ascii="Times New Roman" w:hAnsi="Times New Roman" w:cs="Times New Roman"/>
+          <w:color w:val="1A1A1A"/>
+        </w:rPr>
+        <w:t>未来的改进方向包括：进一步细化</w:t>
+      </w:r>
+      <w:r>
+        <w:rPr>
+          <w:rFonts w:ascii="Times New Roman" w:hAnsi="Times New Roman" w:cs="Times New Roman"/>
+          <w:color w:val="1A1A1A"/>
+        </w:rPr>
+        <w:t xml:space="preserve"> system prompt </w:t>
+      </w:r>
+      <w:r>
+        <w:rPr>
+          <w:rFonts w:ascii="Times New Roman" w:hAnsi="Times New Roman" w:cs="Times New Roman"/>
+          <w:color w:val="1A1A1A"/>
+        </w:rPr>
+        <w:t>中的哲学指令，引入更多具体的原著段落作为参照锚点；增加用户对反馈质量的评分机制，以便持续优化</w:t>
+      </w:r>
+      <w:r>
+        <w:rPr>
+          <w:rFonts w:ascii="Times New Roman" w:hAnsi="Times New Roman" w:cs="Times New Roman"/>
+          <w:color w:val="1A1A1A"/>
+        </w:rPr>
+        <w:t xml:space="preserve"> prompt </w:t>
+      </w:r>
+      <w:r>
+        <w:rPr>
+          <w:rFonts w:ascii="Times New Roman" w:hAnsi="Times New Roman" w:cs="Times New Roman"/>
+          <w:color w:val="1A1A1A"/>
+        </w:rPr>
+        <w:t>设计；探索将二手文献数据库（如</w:t>
+      </w:r>
+      <w:r>
+        <w:rPr>
+          <w:rFonts w:ascii="Times New Roman" w:hAnsi="Times New Roman" w:cs="Times New Roman"/>
+          <w:color w:val="1A1A1A"/>
+        </w:rPr>
+        <w:t xml:space="preserve"> PhilPapers</w:t>
+      </w:r>
+      <w:r>
+        <w:rPr>
+          <w:rFonts w:ascii="Times New Roman" w:hAnsi="Times New Roman" w:cs="Times New Roman"/>
+          <w:color w:val="1A1A1A"/>
+        </w:rPr>
+        <w:t>）与</w:t>
+      </w:r>
+      <w:r>
+        <w:rPr>
+          <w:rFonts w:ascii="Times New Roman" w:hAnsi="Times New Roman" w:cs="Times New Roman"/>
+          <w:color w:val="1A1A1A"/>
+        </w:rPr>
+        <w:t xml:space="preserve"> AI </w:t>
+      </w:r>
+      <w:r>
+        <w:rPr>
+          <w:rFonts w:ascii="Times New Roman" w:hAnsi="Times New Roman" w:cs="Times New Roman"/>
+          <w:color w:val="1A1A1A"/>
+        </w:rPr>
+        <w:t>反馈相结合，提升文献引用的准确性。项目的最终目标不是替代导师，而是成为批判性思维训练的辅助工具</w:t>
+      </w:r>
+      <w:r>
+        <w:rPr>
+          <w:rFonts w:ascii="Times New Roman" w:hAnsi="Times New Roman" w:cs="Times New Roman"/>
+          <w:color w:val="1A1A1A"/>
+        </w:rPr>
+        <w:t>——</w:t>
+      </w:r>
+      <w:r>
+        <w:rPr>
+          <w:rFonts w:ascii="Times New Roman" w:hAnsi="Times New Roman" w:cs="Times New Roman"/>
+          <w:color w:val="1A1A1A"/>
+        </w:rPr>
+        <w:t>帮助学生在与</w:t>
+      </w:r>
+      <w:r>
+        <w:rPr>
+          <w:rFonts w:ascii="Times New Roman" w:hAnsi="Times New Roman" w:cs="Times New Roman"/>
+          <w:color w:val="1A1A1A"/>
+        </w:rPr>
+        <w:t xml:space="preserve"> AI </w:t>
+      </w:r>
+      <w:r>
+        <w:rPr>
+          <w:rFonts w:ascii="Times New Roman" w:hAnsi="Times New Roman" w:cs="Times New Roman"/>
+          <w:color w:val="1A1A1A"/>
+        </w:rPr>
+        <w:t>的对话中学会更严谨地思考与写作。</w:t>
       </w:r>
     </w:p>
     <w:sectPr>
@@ -2930,9 +3299,9 @@
 <file path=word/numbering.xml><?xml version="1.0" encoding="utf-8"?>
 <w:numbering xmlns:wpc="http://schemas.microsoft.com/office/word/2010/wordprocessingCanvas" xmlns:cx="http://schemas.microsoft.com/office/drawing/2014/chartex" xmlns:cx1="http://schemas.microsoft.com/office/drawing/2015/9/8/chartex" xmlns:cx2="http://schemas.microsoft.com/office/drawing/2015/10/21/chartex" xmlns:cx3="http://schemas.microsoft.com/office/drawing/2016/5/9/chartex" xmlns:cx4="http://schemas.microsoft.com/office/drawing/2016/5/10/chartex" xmlns:cx5="http://schemas.microsoft.com/office/drawing/2016/5/11/chartex" xmlns:cx6="http://schemas.microsoft.com/office/drawing/2016/5/12/chartex" xmlns:cx7="http://schemas.microsoft.com/office/drawing/2016/5/13/chartex" xmlns:cx8="http://schemas.microsoft.com/office/drawing/2016/5/14/chartex" xmlns:mc="http://schemas.openxmlformats.org/markup-compatibility/2006" xmlns:aink="http://schemas.microsoft.com/office/drawing/2016/ink" xmlns:am3d="http://schemas.microsoft.com/office/drawing/2017/model3d" xmlns:o="urn:schemas-microsoft-com:office:office" xmlns:oel="http://schemas.microsoft.com/office/2019/extlst" xmlns:r="http://schemas.openxmlformats.org/officeDocument/2006/relationships" xmlns:m="http://schemas.openxmlformats.org/officeDocument/2006/math" xmlns:v="urn:schemas-microsoft-com:vml" xmlns:wp14="http://schemas.microsoft.com/office/word/2010/wordprocessingDrawing" xmlns:wp="http://schemas.openxmlformats.org/drawingml/2006/wordprocessingDrawing" xmlns:w10="urn:schemas-microsoft-com:office:word" xmlns:w="http://schemas.openxmlformats.org/wordprocessingml/2006/main" xmlns:w14="http://schemas.microsoft.com/office/word/2010/wordml" xmlns:w15="http://schemas.microsoft.com/office/word/2012/wordml" xmlns:w16cex="http://schemas.microsoft.com/office/word/2018/wordml/cex" xmlns:w16cid="http://schemas.microsoft.com/office/word/2016/wordml/cid" xmlns:w16="http://schemas.microsoft.com/office/word/2018/wordml" xmlns:w16du="http://schemas.microsoft.com/office/word/2023/wordml/word16du" xmlns:w16sdtdh="http://schemas.microsoft.com/office/word/2020/wordml/sdtdatahash" xmlns:w16sdtfl="http://schemas.microsoft.com/office/word/2024/wordml/sdtformatlock" xmlns:w16se="http://schemas.microsoft.com/office/word/2015/wordml/symex" xmlns:wpg="http://schemas.microsoft.com/office/word/2010/wordprocessingGroup" xmlns:wpi="http://schemas.microsoft.com/office/word/2010/wordprocessingInk" xmlns:wne="http://schemas.microsoft.com/office/word/2006/wordml" xmlns:wps="http://schemas.microsoft.com/office/word/2010/wordprocessingShape" mc:Ignorable="w14 w15 w16se w16cid w16 w16cex w16sdtdh w16sdtfl w16du wp14">
   <w:abstractNum w:abstractNumId="0" w15:restartNumberingAfterBreak="0">
-    <w:nsid w:val="0F2955E5"/>
+    <w:nsid w:val="066A52EA"/>
     <w:multiLevelType w:val="multilevel"/>
-    <w:tmpl w:val="D7D0DCCA"/>
+    <w:tmpl w:val="27844F52"/>
     <w:lvl w:ilvl="0">
       <w:start w:val="1"/>
       <w:numFmt w:val="bullet"/>
@@ -3079,9 +3448,9 @@
     </w:lvl>
   </w:abstractNum>
   <w:abstractNum w:abstractNumId="1" w15:restartNumberingAfterBreak="0">
-    <w:nsid w:val="5CB84D3F"/>
+    <w:nsid w:val="23F51773"/>
     <w:multiLevelType w:val="multilevel"/>
-    <w:tmpl w:val="4342AB92"/>
+    <w:tmpl w:val="B3FC8108"/>
     <w:lvl w:ilvl="0">
       <w:start w:val="1"/>
       <w:numFmt w:val="bullet"/>
@@ -3228,9 +3597,9 @@
     </w:lvl>
   </w:abstractNum>
   <w:abstractNum w:abstractNumId="2" w15:restartNumberingAfterBreak="0">
-    <w:nsid w:val="66DA7B55"/>
+    <w:nsid w:val="39C040C0"/>
     <w:multiLevelType w:val="multilevel"/>
-    <w:tmpl w:val="6CBA7B72"/>
+    <w:tmpl w:val="8E827C34"/>
     <w:lvl w:ilvl="0">
       <w:start w:val="1"/>
       <w:numFmt w:val="bullet"/>
@@ -3377,9 +3746,9 @@
     </w:lvl>
   </w:abstractNum>
   <w:abstractNum w:abstractNumId="3" w15:restartNumberingAfterBreak="0">
-    <w:nsid w:val="78800DC5"/>
+    <w:nsid w:val="46197B5F"/>
     <w:multiLevelType w:val="multilevel"/>
-    <w:tmpl w:val="57363950"/>
+    <w:tmpl w:val="81DEB630"/>
     <w:lvl w:ilvl="0">
       <w:start w:val="1"/>
       <w:numFmt w:val="bullet"/>
@@ -3525,16 +3894,16 @@
       </w:rPr>
     </w:lvl>
   </w:abstractNum>
-  <w:num w:numId="1" w16cid:durableId="511453142">
+  <w:num w:numId="1" w16cid:durableId="1444348270">
+    <w:abstractNumId w:val="1"/>
+  </w:num>
+  <w:num w:numId="2" w16cid:durableId="736712023">
+    <w:abstractNumId w:val="2"/>
+  </w:num>
+  <w:num w:numId="3" w16cid:durableId="1886407778">
     <w:abstractNumId w:val="3"/>
   </w:num>
-  <w:num w:numId="2" w16cid:durableId="1330251259">
-    <w:abstractNumId w:val="1"/>
-  </w:num>
-  <w:num w:numId="3" w16cid:durableId="862791859">
-    <w:abstractNumId w:val="2"/>
-  </w:num>
-  <w:num w:numId="4" w16cid:durableId="1841195705">
+  <w:num w:numId="4" w16cid:durableId="915745285">
     <w:abstractNumId w:val="0"/>
   </w:num>
 </w:numbering>
@@ -4263,7 +4632,7 @@
     <w:link w:val="a8"/>
     <w:uiPriority w:val="99"/>
     <w:unhideWhenUsed/>
-    <w:rsid w:val="00084E2B"/>
+    <w:rsid w:val="00E5210F"/>
     <w:pPr>
       <w:tabs>
         <w:tab w:val="center" w:pos="4153"/>
@@ -4282,7 +4651,7 @@
     <w:basedOn w:val="a0"/>
     <w:link w:val="a7"/>
     <w:uiPriority w:val="99"/>
-    <w:rsid w:val="00084E2B"/>
+    <w:rsid w:val="00E5210F"/>
     <w:rPr>
       <w:rFonts w:ascii="宋体" w:eastAsia="宋体" w:hAnsi="宋体" w:cs="宋体"/>
       <w:sz w:val="18"/>
@@ -4295,7 +4664,7 @@
     <w:link w:val="aa"/>
     <w:uiPriority w:val="99"/>
     <w:unhideWhenUsed/>
-    <w:rsid w:val="00084E2B"/>
+    <w:rsid w:val="00E5210F"/>
     <w:pPr>
       <w:tabs>
         <w:tab w:val="center" w:pos="4153"/>
@@ -4313,7 +4682,7 @@
     <w:basedOn w:val="a0"/>
     <w:link w:val="a9"/>
     <w:uiPriority w:val="99"/>
-    <w:rsid w:val="00084E2B"/>
+    <w:rsid w:val="00E5210F"/>
     <w:rPr>
       <w:rFonts w:ascii="宋体" w:eastAsia="宋体" w:hAnsi="宋体" w:cs="宋体"/>
       <w:sz w:val="18"/>

--- a/椤圭洰浠嬬粛.docx
+++ b/椤圭洰浠嬬粛.docx
@@ -8,7 +8,7 @@
         <w:pStyle w:val="1"/>
         <w:shd w:val="clear" w:color="auto" w:fill="FFFFFF"/>
         <w:spacing w:before="0"/>
-        <w:divId w:val="297611639"/>
+        <w:divId w:val="1630741401"/>
         <w:rPr>
           <w:rFonts w:ascii="Times New Roman" w:hAnsi="Times New Roman" w:cs="Times New Roman"/>
           <w:color w:val="1A1A1A"/>
@@ -47,7 +47,7 @@
       <w:pPr>
         <w:shd w:val="clear" w:color="auto" w:fill="FFFFFF"/>
         <w:jc w:val="center"/>
-        <w:divId w:val="1541362719"/>
+        <w:divId w:val="1244679058"/>
         <w:rPr>
           <w:rFonts w:ascii="Times New Roman" w:hAnsi="Times New Roman" w:cs="Times New Roman"/>
           <w:color w:val="555555"/>
@@ -100,7 +100,7 @@
       <w:pPr>
         <w:pStyle w:val="2"/>
         <w:shd w:val="clear" w:color="auto" w:fill="FFFFFF"/>
-        <w:divId w:val="297611639"/>
+        <w:divId w:val="1630741401"/>
         <w:rPr>
           <w:rFonts w:ascii="Times New Roman" w:hAnsi="Times New Roman" w:cs="Times New Roman"/>
         </w:rPr>
@@ -116,7 +116,7 @@
       <w:pPr>
         <w:pStyle w:val="3"/>
         <w:shd w:val="clear" w:color="auto" w:fill="FFFFFF"/>
-        <w:divId w:val="297611639"/>
+        <w:divId w:val="1630741401"/>
         <w:rPr>
           <w:rFonts w:ascii="Times New Roman" w:hAnsi="Times New Roman" w:cs="Times New Roman"/>
         </w:rPr>
@@ -132,7 +132,7 @@
       <w:pPr>
         <w:pStyle w:val="a4"/>
         <w:shd w:val="clear" w:color="auto" w:fill="FFFFFF"/>
-        <w:divId w:val="297611639"/>
+        <w:divId w:val="1630741401"/>
         <w:rPr>
           <w:rFonts w:ascii="Times New Roman" w:hAnsi="Times New Roman" w:cs="Times New Roman"/>
           <w:color w:val="1A1A1A"/>
@@ -221,7 +221,7 @@
       <w:pPr>
         <w:pStyle w:val="a4"/>
         <w:shd w:val="clear" w:color="auto" w:fill="FFFFFF"/>
-        <w:divId w:val="297611639"/>
+        <w:divId w:val="1630741401"/>
         <w:rPr>
           <w:rFonts w:ascii="Times New Roman" w:hAnsi="Times New Roman" w:cs="Times New Roman"/>
           <w:color w:val="1A1A1A"/>
@@ -281,7 +281,7 @@
       <w:pPr>
         <w:pStyle w:val="3"/>
         <w:shd w:val="clear" w:color="auto" w:fill="FFFFFF"/>
-        <w:divId w:val="297611639"/>
+        <w:divId w:val="1630741401"/>
         <w:rPr>
           <w:rFonts w:ascii="Times New Roman" w:hAnsi="Times New Roman" w:cs="Times New Roman"/>
         </w:rPr>
@@ -297,7 +297,7 @@
       <w:pPr>
         <w:pStyle w:val="a4"/>
         <w:shd w:val="clear" w:color="auto" w:fill="FFFFFF"/>
-        <w:divId w:val="297611639"/>
+        <w:divId w:val="1630741401"/>
         <w:rPr>
           <w:rFonts w:ascii="Times New Roman" w:hAnsi="Times New Roman" w:cs="Times New Roman"/>
           <w:color w:val="1A1A1A"/>
@@ -343,7 +343,7 @@
       <w:pPr>
         <w:pStyle w:val="a4"/>
         <w:shd w:val="clear" w:color="auto" w:fill="FFFFFF"/>
-        <w:divId w:val="297611639"/>
+        <w:divId w:val="1630741401"/>
         <w:rPr>
           <w:rFonts w:ascii="Times New Roman" w:hAnsi="Times New Roman" w:cs="Times New Roman"/>
           <w:color w:val="1A1A1A"/>
@@ -417,7 +417,7 @@
     <w:p>
       <w:pPr>
         <w:shd w:val="clear" w:color="auto" w:fill="FAFAF8"/>
-        <w:divId w:val="964503439"/>
+        <w:divId w:val="1267467114"/>
         <w:rPr>
           <w:rFonts w:ascii="Times New Roman" w:hAnsi="Times New Roman" w:cs="Times New Roman"/>
           <w:color w:val="1A1A1A"/>
@@ -464,7 +464,7 @@
       <w:pPr>
         <w:pStyle w:val="2"/>
         <w:shd w:val="clear" w:color="auto" w:fill="FFFFFF"/>
-        <w:divId w:val="297611639"/>
+        <w:divId w:val="1630741401"/>
         <w:rPr>
           <w:rFonts w:ascii="Times New Roman" w:hAnsi="Times New Roman" w:cs="Times New Roman"/>
         </w:rPr>
@@ -480,7 +480,7 @@
       <w:pPr>
         <w:pStyle w:val="3"/>
         <w:shd w:val="clear" w:color="auto" w:fill="FFFFFF"/>
-        <w:divId w:val="297611639"/>
+        <w:divId w:val="1630741401"/>
         <w:rPr>
           <w:rFonts w:ascii="Times New Roman" w:hAnsi="Times New Roman" w:cs="Times New Roman"/>
         </w:rPr>
@@ -496,7 +496,7 @@
       <w:pPr>
         <w:pStyle w:val="a4"/>
         <w:shd w:val="clear" w:color="auto" w:fill="FFFFFF"/>
-        <w:divId w:val="297611639"/>
+        <w:divId w:val="1630741401"/>
         <w:rPr>
           <w:rFonts w:ascii="Times New Roman" w:hAnsi="Times New Roman" w:cs="Times New Roman"/>
           <w:color w:val="1A1A1A"/>
@@ -613,7 +613,7 @@
       <w:pPr>
         <w:pStyle w:val="a4"/>
         <w:shd w:val="clear" w:color="auto" w:fill="FFFFFF"/>
-        <w:divId w:val="297611639"/>
+        <w:divId w:val="1630741401"/>
         <w:rPr>
           <w:rFonts w:ascii="Times New Roman" w:hAnsi="Times New Roman" w:cs="Times New Roman"/>
           <w:color w:val="1A1A1A"/>
@@ -687,7 +687,7 @@
       <w:pPr>
         <w:pStyle w:val="3"/>
         <w:shd w:val="clear" w:color="auto" w:fill="FFFFFF"/>
-        <w:divId w:val="297611639"/>
+        <w:divId w:val="1630741401"/>
         <w:rPr>
           <w:rFonts w:ascii="Times New Roman" w:hAnsi="Times New Roman" w:cs="Times New Roman"/>
         </w:rPr>
@@ -707,7 +707,7 @@
         </w:numPr>
         <w:shd w:val="clear" w:color="auto" w:fill="FFFFFF"/>
         <w:spacing w:before="30" w:after="30"/>
-        <w:divId w:val="297611639"/>
+        <w:divId w:val="1630741401"/>
         <w:rPr>
           <w:rFonts w:ascii="Times New Roman" w:hAnsi="Times New Roman" w:cs="Times New Roman"/>
           <w:color w:val="1A1A1A"/>
@@ -751,7 +751,7 @@
         </w:numPr>
         <w:shd w:val="clear" w:color="auto" w:fill="FFFFFF"/>
         <w:spacing w:before="30" w:after="30"/>
-        <w:divId w:val="297611639"/>
+        <w:divId w:val="1630741401"/>
         <w:rPr>
           <w:rFonts w:ascii="Times New Roman" w:hAnsi="Times New Roman" w:cs="Times New Roman"/>
           <w:color w:val="1A1A1A"/>
@@ -795,7 +795,7 @@
         </w:numPr>
         <w:shd w:val="clear" w:color="auto" w:fill="FFFFFF"/>
         <w:spacing w:before="30" w:after="30"/>
-        <w:divId w:val="297611639"/>
+        <w:divId w:val="1630741401"/>
         <w:rPr>
           <w:rFonts w:ascii="Times New Roman" w:hAnsi="Times New Roman" w:cs="Times New Roman"/>
           <w:color w:val="1A1A1A"/>
@@ -846,7 +846,7 @@
         </w:numPr>
         <w:shd w:val="clear" w:color="auto" w:fill="FFFFFF"/>
         <w:spacing w:before="30" w:after="30"/>
-        <w:divId w:val="297611639"/>
+        <w:divId w:val="1630741401"/>
         <w:rPr>
           <w:rFonts w:ascii="Times New Roman" w:hAnsi="Times New Roman" w:cs="Times New Roman"/>
           <w:color w:val="1A1A1A"/>
@@ -883,7 +883,7 @@
         </w:numPr>
         <w:shd w:val="clear" w:color="auto" w:fill="FFFFFF"/>
         <w:spacing w:before="30" w:after="30"/>
-        <w:divId w:val="297611639"/>
+        <w:divId w:val="1630741401"/>
         <w:rPr>
           <w:rFonts w:ascii="Times New Roman" w:hAnsi="Times New Roman" w:cs="Times New Roman"/>
           <w:color w:val="1A1A1A"/>
@@ -909,7 +909,7 @@
       <w:pPr>
         <w:pStyle w:val="3"/>
         <w:shd w:val="clear" w:color="auto" w:fill="FFFFFF"/>
-        <w:divId w:val="297611639"/>
+        <w:divId w:val="1630741401"/>
         <w:rPr>
           <w:rFonts w:ascii="Times New Roman" w:hAnsi="Times New Roman" w:cs="Times New Roman"/>
         </w:rPr>
@@ -925,7 +925,7 @@
       <w:pPr>
         <w:pStyle w:val="a4"/>
         <w:shd w:val="clear" w:color="auto" w:fill="FFFFFF"/>
-        <w:divId w:val="297611639"/>
+        <w:divId w:val="1630741401"/>
         <w:rPr>
           <w:rFonts w:ascii="Times New Roman" w:hAnsi="Times New Roman" w:cs="Times New Roman"/>
           <w:color w:val="1A1A1A"/>
@@ -971,7 +971,7 @@
       <w:pPr>
         <w:pStyle w:val="2"/>
         <w:shd w:val="clear" w:color="auto" w:fill="FFFFFF"/>
-        <w:divId w:val="297611639"/>
+        <w:divId w:val="1630741401"/>
         <w:rPr>
           <w:rFonts w:ascii="Times New Roman" w:hAnsi="Times New Roman" w:cs="Times New Roman"/>
         </w:rPr>
@@ -987,7 +987,7 @@
       <w:pPr>
         <w:pStyle w:val="a4"/>
         <w:shd w:val="clear" w:color="auto" w:fill="FFFFFF"/>
-        <w:divId w:val="297611639"/>
+        <w:divId w:val="1630741401"/>
         <w:rPr>
           <w:rFonts w:ascii="Times New Roman" w:hAnsi="Times New Roman" w:cs="Times New Roman"/>
           <w:color w:val="1A1A1A"/>
@@ -1139,7 +1139,7 @@
       <w:pPr>
         <w:pStyle w:val="a4"/>
         <w:shd w:val="clear" w:color="auto" w:fill="FFFFFF"/>
-        <w:divId w:val="297611639"/>
+        <w:divId w:val="1630741401"/>
         <w:rPr>
           <w:rFonts w:ascii="Times New Roman" w:hAnsi="Times New Roman" w:cs="Times New Roman"/>
           <w:color w:val="1A1A1A"/>
@@ -1207,7 +1207,7 @@
       <w:pPr>
         <w:pStyle w:val="a4"/>
         <w:shd w:val="clear" w:color="auto" w:fill="FFFFFF"/>
-        <w:divId w:val="297611639"/>
+        <w:divId w:val="1630741401"/>
         <w:rPr>
           <w:rFonts w:ascii="Times New Roman" w:hAnsi="Times New Roman" w:cs="Times New Roman"/>
           <w:color w:val="1A1A1A"/>
@@ -1303,7 +1303,7 @@
       <w:pPr>
         <w:pStyle w:val="a4"/>
         <w:shd w:val="clear" w:color="auto" w:fill="FFFFFF"/>
-        <w:divId w:val="297611639"/>
+        <w:divId w:val="1630741401"/>
         <w:rPr>
           <w:rFonts w:ascii="Times New Roman" w:hAnsi="Times New Roman" w:cs="Times New Roman"/>
           <w:color w:val="1A1A1A"/>
@@ -1372,7 +1372,7 @@
       <w:pPr>
         <w:pStyle w:val="a4"/>
         <w:shd w:val="clear" w:color="auto" w:fill="FFFFFF"/>
-        <w:divId w:val="297611639"/>
+        <w:divId w:val="1630741401"/>
         <w:rPr>
           <w:rFonts w:ascii="Times New Roman" w:hAnsi="Times New Roman" w:cs="Times New Roman"/>
           <w:color w:val="1A1A1A"/>
@@ -1453,7 +1453,7 @@
     <w:p>
       <w:pPr>
         <w:shd w:val="clear" w:color="auto" w:fill="FFFFFF"/>
-        <w:divId w:val="2020690267"/>
+        <w:divId w:val="777720553"/>
         <w:rPr>
           <w:rFonts w:ascii="Times New Roman" w:hAnsi="Times New Roman" w:cs="Times New Roman"/>
           <w:color w:val="1A1A1A"/>
@@ -1551,7 +1551,7 @@
     <w:p>
       <w:pPr>
         <w:shd w:val="clear" w:color="auto" w:fill="FFFFFF"/>
-        <w:divId w:val="1008798637"/>
+        <w:divId w:val="1888910284"/>
         <w:rPr>
           <w:rFonts w:ascii="Times New Roman" w:hAnsi="Times New Roman" w:cs="Times New Roman"/>
           <w:color w:val="1A1A1A"/>
@@ -1635,7 +1635,7 @@
     <w:p>
       <w:pPr>
         <w:shd w:val="clear" w:color="auto" w:fill="FFFFFF"/>
-        <w:divId w:val="1901676160"/>
+        <w:divId w:val="1545286931"/>
         <w:rPr>
           <w:rFonts w:ascii="Times New Roman" w:hAnsi="Times New Roman" w:cs="Times New Roman"/>
           <w:color w:val="1A1A1A"/>
@@ -1733,7 +1733,7 @@
     <w:p>
       <w:pPr>
         <w:shd w:val="clear" w:color="auto" w:fill="FFFFFF"/>
-        <w:divId w:val="1050615503"/>
+        <w:divId w:val="719597830"/>
         <w:rPr>
           <w:rFonts w:ascii="Times New Roman" w:hAnsi="Times New Roman" w:cs="Times New Roman"/>
           <w:color w:val="1A1A1A"/>
@@ -1818,7 +1818,7 @@
       <w:pPr>
         <w:pStyle w:val="2"/>
         <w:shd w:val="clear" w:color="auto" w:fill="FFFFFF"/>
-        <w:divId w:val="297611639"/>
+        <w:divId w:val="1630741401"/>
         <w:rPr>
           <w:rFonts w:ascii="Times New Roman" w:hAnsi="Times New Roman" w:cs="Times New Roman"/>
         </w:rPr>
@@ -1850,7 +1850,7 @@
         </w:numPr>
         <w:shd w:val="clear" w:color="auto" w:fill="FFFFFF"/>
         <w:spacing w:before="30" w:after="30"/>
-        <w:divId w:val="297611639"/>
+        <w:divId w:val="1630741401"/>
         <w:rPr>
           <w:rFonts w:ascii="Times New Roman" w:hAnsi="Times New Roman" w:cs="Times New Roman"/>
           <w:color w:val="1A1A1A"/>
@@ -1929,7 +1929,7 @@
         </w:numPr>
         <w:shd w:val="clear" w:color="auto" w:fill="FFFFFF"/>
         <w:spacing w:before="30" w:after="30"/>
-        <w:divId w:val="297611639"/>
+        <w:divId w:val="1630741401"/>
         <w:rPr>
           <w:rFonts w:ascii="Times New Roman" w:hAnsi="Times New Roman" w:cs="Times New Roman"/>
           <w:color w:val="1A1A1A"/>
@@ -2057,7 +2057,7 @@
         </w:numPr>
         <w:shd w:val="clear" w:color="auto" w:fill="FFFFFF"/>
         <w:spacing w:before="30" w:after="30"/>
-        <w:divId w:val="297611639"/>
+        <w:divId w:val="1630741401"/>
         <w:rPr>
           <w:rFonts w:ascii="Times New Roman" w:hAnsi="Times New Roman" w:cs="Times New Roman"/>
           <w:color w:val="1A1A1A"/>
@@ -2130,7 +2130,7 @@
         </w:numPr>
         <w:shd w:val="clear" w:color="auto" w:fill="FFFFFF"/>
         <w:spacing w:before="30" w:after="30"/>
-        <w:divId w:val="297611639"/>
+        <w:divId w:val="1630741401"/>
         <w:rPr>
           <w:rFonts w:ascii="Times New Roman" w:hAnsi="Times New Roman" w:cs="Times New Roman"/>
           <w:color w:val="1A1A1A"/>
@@ -2182,9 +2182,109 @@
     </w:p>
     <w:p>
       <w:pPr>
+        <w:numPr>
+          <w:ilvl w:val="0"/>
+          <w:numId w:val="2"/>
+        </w:numPr>
+        <w:shd w:val="clear" w:color="auto" w:fill="FFFFFF"/>
+        <w:spacing w:before="30" w:after="30"/>
+        <w:divId w:val="1630741401"/>
+        <w:rPr>
+          <w:rFonts w:ascii="Times New Roman" w:hAnsi="Times New Roman" w:cs="Times New Roman"/>
+          <w:color w:val="1A1A1A"/>
+        </w:rPr>
+      </w:pPr>
+      <w:r>
+        <w:rPr>
+          <w:rStyle w:val="a3"/>
+          <w:rFonts w:ascii="Times New Roman" w:hAnsi="Times New Roman" w:cs="Times New Roman"/>
+          <w:color w:val="1A1A1A"/>
+        </w:rPr>
+        <w:t>自然语言指令：</w:t>
+      </w:r>
+      <w:r>
+        <w:rPr>
+          <w:rFonts w:ascii="Times New Roman" w:hAnsi="Times New Roman" w:cs="Times New Roman"/>
+          <w:color w:val="1A1A1A"/>
+        </w:rPr>
+        <w:t>项目始于一份精心撰写的自然语言</w:t>
+      </w:r>
+      <w:r>
+        <w:rPr>
+          <w:rFonts w:ascii="Times New Roman" w:hAnsi="Times New Roman" w:cs="Times New Roman"/>
+          <w:color w:val="1A1A1A"/>
+        </w:rPr>
+        <w:t xml:space="preserve"> Prompt </w:t>
+      </w:r>
+      <w:r>
+        <w:rPr>
+          <w:rFonts w:ascii="Times New Roman" w:hAnsi="Times New Roman" w:cs="Times New Roman"/>
+          <w:color w:val="1A1A1A"/>
+        </w:rPr>
+        <w:t>文档（约</w:t>
+      </w:r>
+      <w:r>
+        <w:rPr>
+          <w:rFonts w:ascii="Times New Roman" w:hAnsi="Times New Roman" w:cs="Times New Roman"/>
+          <w:color w:val="1A1A1A"/>
+        </w:rPr>
+        <w:t xml:space="preserve"> 2,000 </w:t>
+      </w:r>
+      <w:r>
+        <w:rPr>
+          <w:rFonts w:ascii="Times New Roman" w:hAnsi="Times New Roman" w:cs="Times New Roman"/>
+          <w:color w:val="1A1A1A"/>
+        </w:rPr>
+        <w:t>字），明确涵盖学术规范、哲学限定（海德格尔与德里达参照系）、输出格式要求及示例文本。</w:t>
+      </w:r>
+      <w:r>
+        <w:rPr>
+          <w:rFonts w:ascii="Times New Roman" w:hAnsi="Times New Roman" w:cs="Times New Roman"/>
+          <w:color w:val="1A1A1A"/>
+        </w:rPr>
+        <w:t xml:space="preserve">Claude Code </w:t>
+      </w:r>
+      <w:r>
+        <w:rPr>
+          <w:rFonts w:ascii="Times New Roman" w:hAnsi="Times New Roman" w:cs="Times New Roman"/>
+          <w:color w:val="1A1A1A"/>
+        </w:rPr>
+        <w:t>在阅读该指令后，一次生成完整的</w:t>
+      </w:r>
+      <w:r>
+        <w:rPr>
+          <w:rFonts w:ascii="Times New Roman" w:hAnsi="Times New Roman" w:cs="Times New Roman"/>
+          <w:color w:val="1A1A1A"/>
+        </w:rPr>
+        <w:t xml:space="preserve"> </w:t>
+      </w:r>
+      <w:r>
+        <w:rPr>
+          <w:rStyle w:val="HTML"/>
+          <w:color w:val="1A1A1A"/>
+        </w:rPr>
+        <w:t>index.html</w:t>
+      </w:r>
+      <w:r>
+        <w:rPr>
+          <w:rFonts w:ascii="Times New Roman" w:hAnsi="Times New Roman" w:cs="Times New Roman"/>
+          <w:color w:val="1A1A1A"/>
+        </w:rPr>
+        <w:t xml:space="preserve"> </w:t>
+      </w:r>
+      <w:r>
+        <w:rPr>
+          <w:rFonts w:ascii="Times New Roman" w:hAnsi="Times New Roman" w:cs="Times New Roman"/>
+          <w:color w:val="1A1A1A"/>
+        </w:rPr>
+        <w:t>单页应用，后续通过多轮对话迭代完善。以下为自然语言指令文档截图：</w:t>
+      </w:r>
+    </w:p>
+    <w:p>
+      <w:pPr>
         <w:shd w:val="clear" w:color="auto" w:fill="FFFFFF"/>
         <w:jc w:val="center"/>
-        <w:divId w:val="744493626"/>
+        <w:divId w:val="2125687390"/>
         <w:rPr>
           <w:rFonts w:ascii="Times New Roman" w:hAnsi="Times New Roman" w:cs="Times New Roman"/>
           <w:color w:val="1A1A1A"/>
@@ -2196,11 +2296,12 @@
           <w:noProof/>
           <w:color w:val="1A1A1A"/>
         </w:rPr>
+        <w:lastRenderedPageBreak/>
         <w:drawing>
-          <wp:inline distT="0" distB="0" distL="0" distR="0" wp14:anchorId="33787758" wp14:editId="2F873D04">
-            <wp:extent cx="15055850" cy="5429250"/>
+          <wp:inline distT="0" distB="0" distL="0" distR="0" wp14:anchorId="7E1C4F85" wp14:editId="1F2398C1">
+            <wp:extent cx="15189200" cy="8083550"/>
             <wp:effectExtent l="0" t="0" r="0" b="0"/>
-            <wp:docPr id="1" name="图片 1" descr="Claude Code 编程过程截图 1"/>
+            <wp:docPr id="1" name="图片 1" descr="自然语言 Prompt 指令截图"/>
             <wp:cNvGraphicFramePr>
               <a:graphicFrameLocks xmlns:a="http://schemas.openxmlformats.org/drawingml/2006/main" noChangeAspect="1"/>
             </wp:cNvGraphicFramePr>
@@ -2208,13 +2309,119 @@
               <a:graphicData uri="http://schemas.openxmlformats.org/drawingml/2006/picture">
                 <pic:pic xmlns:pic="http://schemas.openxmlformats.org/drawingml/2006/picture">
                   <pic:nvPicPr>
-                    <pic:cNvPr id="0" name="Picture 1" descr="Claude Code 编程过程截图 1"/>
+                    <pic:cNvPr id="0" name="Picture 1" descr="自然语言 Prompt 指令截图"/>
                     <pic:cNvPicPr>
                       <a:picLocks noChangeAspect="1" noChangeArrowheads="1"/>
                     </pic:cNvPicPr>
                   </pic:nvPicPr>
                   <pic:blipFill>
                     <a:blip r:embed="rId7">
+                      <a:extLst>
+                        <a:ext uri="{28A0092B-C50C-407E-A947-70E740481C1C}">
+                          <a14:useLocalDpi xmlns:a14="http://schemas.microsoft.com/office/drawing/2010/main" val="0"/>
+                        </a:ext>
+                      </a:extLst>
+                    </a:blip>
+                    <a:srcRect/>
+                    <a:stretch>
+                      <a:fillRect/>
+                    </a:stretch>
+                  </pic:blipFill>
+                  <pic:spPr bwMode="auto">
+                    <a:xfrm>
+                      <a:off x="0" y="0"/>
+                      <a:ext cx="15189200" cy="8083550"/>
+                    </a:xfrm>
+                    <a:prstGeom prst="rect">
+                      <a:avLst/>
+                    </a:prstGeom>
+                    <a:noFill/>
+                    <a:ln>
+                      <a:noFill/>
+                    </a:ln>
+                  </pic:spPr>
+                </pic:pic>
+              </a:graphicData>
+            </a:graphic>
+          </wp:inline>
+        </w:drawing>
+      </w:r>
+    </w:p>
+    <w:p>
+      <w:pPr>
+        <w:shd w:val="clear" w:color="auto" w:fill="FFFFFF"/>
+        <w:jc w:val="center"/>
+        <w:divId w:val="1367564792"/>
+        <w:rPr>
+          <w:rFonts w:ascii="Times New Roman" w:hAnsi="Times New Roman" w:cs="Times New Roman"/>
+          <w:color w:val="555555"/>
+        </w:rPr>
+      </w:pPr>
+      <w:r>
+        <w:rPr>
+          <w:rFonts w:ascii="Times New Roman" w:hAnsi="Times New Roman" w:cs="Times New Roman"/>
+          <w:color w:val="555555"/>
+        </w:rPr>
+        <w:t xml:space="preserve">▲ </w:t>
+      </w:r>
+      <w:r>
+        <w:rPr>
+          <w:rFonts w:ascii="Times New Roman" w:hAnsi="Times New Roman" w:cs="Times New Roman"/>
+          <w:color w:val="555555"/>
+        </w:rPr>
+        <w:t>自然语言</w:t>
+      </w:r>
+      <w:r>
+        <w:rPr>
+          <w:rFonts w:ascii="Times New Roman" w:hAnsi="Times New Roman" w:cs="Times New Roman"/>
+          <w:color w:val="555555"/>
+        </w:rPr>
+        <w:t xml:space="preserve"> Prompt </w:t>
+      </w:r>
+      <w:r>
+        <w:rPr>
+          <w:rFonts w:ascii="Times New Roman" w:hAnsi="Times New Roman" w:cs="Times New Roman"/>
+          <w:color w:val="555555"/>
+        </w:rPr>
+        <w:t>指令：包含学术规范、哲学限定与输出格式要求</w:t>
+      </w:r>
+    </w:p>
+    <w:p>
+      <w:pPr>
+        <w:shd w:val="clear" w:color="auto" w:fill="FFFFFF"/>
+        <w:jc w:val="center"/>
+        <w:divId w:val="279577148"/>
+        <w:rPr>
+          <w:rFonts w:ascii="Times New Roman" w:hAnsi="Times New Roman" w:cs="Times New Roman"/>
+          <w:color w:val="1A1A1A"/>
+        </w:rPr>
+      </w:pPr>
+      <w:r>
+        <w:rPr>
+          <w:rFonts w:ascii="Times New Roman" w:hAnsi="Times New Roman" w:cs="Times New Roman"/>
+          <w:noProof/>
+          <w:color w:val="1A1A1A"/>
+        </w:rPr>
+        <w:lastRenderedPageBreak/>
+        <w:drawing>
+          <wp:inline distT="0" distB="0" distL="0" distR="0" wp14:anchorId="33A7EC45" wp14:editId="4C1FE9D5">
+            <wp:extent cx="15055850" cy="5429250"/>
+            <wp:effectExtent l="0" t="0" r="0" b="0"/>
+            <wp:docPr id="2" name="图片 2" descr="Claude Code 编程过程截图 1"/>
+            <wp:cNvGraphicFramePr>
+              <a:graphicFrameLocks xmlns:a="http://schemas.openxmlformats.org/drawingml/2006/main" noChangeAspect="1"/>
+            </wp:cNvGraphicFramePr>
+            <a:graphic xmlns:a="http://schemas.openxmlformats.org/drawingml/2006/main">
+              <a:graphicData uri="http://schemas.openxmlformats.org/drawingml/2006/picture">
+                <pic:pic xmlns:pic="http://schemas.openxmlformats.org/drawingml/2006/picture">
+                  <pic:nvPicPr>
+                    <pic:cNvPr id="0" name="Picture 2" descr="Claude Code 编程过程截图 1"/>
+                    <pic:cNvPicPr>
+                      <a:picLocks noChangeAspect="1" noChangeArrowheads="1"/>
+                    </pic:cNvPicPr>
+                  </pic:nvPicPr>
+                  <pic:blipFill>
+                    <a:blip r:embed="rId8">
                       <a:extLst>
                         <a:ext uri="{28A0092B-C50C-407E-A947-70E740481C1C}">
                           <a14:useLocalDpi xmlns:a14="http://schemas.microsoft.com/office/drawing/2010/main" val="0"/>
@@ -2250,7 +2457,7 @@
       <w:pPr>
         <w:shd w:val="clear" w:color="auto" w:fill="FFFFFF"/>
         <w:jc w:val="center"/>
-        <w:divId w:val="636184704"/>
+        <w:divId w:val="1260020276"/>
         <w:rPr>
           <w:rFonts w:ascii="Times New Roman" w:hAnsi="Times New Roman" w:cs="Times New Roman"/>
           <w:color w:val="555555"/>
@@ -2275,7 +2482,7 @@
       <w:pPr>
         <w:shd w:val="clear" w:color="auto" w:fill="FFFFFF"/>
         <w:jc w:val="center"/>
-        <w:divId w:val="1768647417"/>
+        <w:divId w:val="139003153"/>
         <w:rPr>
           <w:rFonts w:ascii="Times New Roman" w:hAnsi="Times New Roman" w:cs="Times New Roman"/>
           <w:color w:val="1A1A1A"/>
@@ -2288,10 +2495,10 @@
           <w:color w:val="1A1A1A"/>
         </w:rPr>
         <w:drawing>
-          <wp:inline distT="0" distB="0" distL="0" distR="0" wp14:anchorId="723C9851" wp14:editId="19AC61C6">
+          <wp:inline distT="0" distB="0" distL="0" distR="0" wp14:anchorId="7F5A7740" wp14:editId="4C9DE183">
             <wp:extent cx="14846300" cy="2692400"/>
             <wp:effectExtent l="0" t="0" r="0" b="0"/>
-            <wp:docPr id="2" name="图片 2" descr="Claude Code 编程过程截图 2"/>
+            <wp:docPr id="3" name="图片 3" descr="Claude Code 编程过程截图 2"/>
             <wp:cNvGraphicFramePr>
               <a:graphicFrameLocks xmlns:a="http://schemas.openxmlformats.org/drawingml/2006/main" noChangeAspect="1"/>
             </wp:cNvGraphicFramePr>
@@ -2299,13 +2506,13 @@
               <a:graphicData uri="http://schemas.openxmlformats.org/drawingml/2006/picture">
                 <pic:pic xmlns:pic="http://schemas.openxmlformats.org/drawingml/2006/picture">
                   <pic:nvPicPr>
-                    <pic:cNvPr id="0" name="Picture 2" descr="Claude Code 编程过程截图 2"/>
+                    <pic:cNvPr id="0" name="Picture 3" descr="Claude Code 编程过程截图 2"/>
                     <pic:cNvPicPr>
                       <a:picLocks noChangeAspect="1" noChangeArrowheads="1"/>
                     </pic:cNvPicPr>
                   </pic:nvPicPr>
                   <pic:blipFill>
-                    <a:blip r:embed="rId8">
+                    <a:blip r:embed="rId9">
                       <a:extLst>
                         <a:ext uri="{28A0092B-C50C-407E-A947-70E740481C1C}">
                           <a14:useLocalDpi xmlns:a14="http://schemas.microsoft.com/office/drawing/2010/main" val="0"/>
@@ -2341,7 +2548,7 @@
       <w:pPr>
         <w:shd w:val="clear" w:color="auto" w:fill="FFFFFF"/>
         <w:jc w:val="center"/>
-        <w:divId w:val="1193688578"/>
+        <w:divId w:val="1263148351"/>
         <w:rPr>
           <w:rFonts w:ascii="Times New Roman" w:hAnsi="Times New Roman" w:cs="Times New Roman"/>
           <w:color w:val="555555"/>
@@ -2366,216 +2573,24 @@
       <w:pPr>
         <w:pStyle w:val="2"/>
         <w:shd w:val="clear" w:color="auto" w:fill="FFFFFF"/>
-        <w:divId w:val="297611639"/>
-        <w:rPr>
-          <w:rFonts w:ascii="Times New Roman" w:hAnsi="Times New Roman" w:cs="Times New Roman"/>
-        </w:rPr>
-      </w:pPr>
-      <w:r>
-        <w:rPr>
-          <w:rFonts w:ascii="Times New Roman" w:hAnsi="Times New Roman" w:cs="Times New Roman"/>
-        </w:rPr>
-        <w:t>五、自然语言指令</w:t>
-      </w:r>
-      <w:r>
-        <w:rPr>
-          <w:rFonts w:ascii="Times New Roman" w:hAnsi="Times New Roman" w:cs="Times New Roman"/>
-        </w:rPr>
-        <w:t xml:space="preserve"> Prompt </w:t>
-      </w:r>
-      <w:r>
-        <w:rPr>
-          <w:rFonts w:ascii="Times New Roman" w:hAnsi="Times New Roman" w:cs="Times New Roman"/>
-        </w:rPr>
-        <w:t>示范</w:t>
+        <w:divId w:val="1630741401"/>
+        <w:rPr>
+          <w:rFonts w:ascii="Times New Roman" w:hAnsi="Times New Roman" w:cs="Times New Roman"/>
+        </w:rPr>
+      </w:pPr>
+      <w:r>
+        <w:rPr>
+          <w:rFonts w:ascii="Times New Roman" w:hAnsi="Times New Roman" w:cs="Times New Roman"/>
+        </w:rPr>
+        <w:lastRenderedPageBreak/>
+        <w:t>五、体验入口</w:t>
       </w:r>
     </w:p>
     <w:p>
       <w:pPr>
         <w:pStyle w:val="a4"/>
         <w:shd w:val="clear" w:color="auto" w:fill="FFFFFF"/>
-        <w:divId w:val="297611639"/>
-        <w:rPr>
-          <w:rFonts w:ascii="Times New Roman" w:hAnsi="Times New Roman" w:cs="Times New Roman"/>
-          <w:color w:val="1A1A1A"/>
-        </w:rPr>
-      </w:pPr>
-      <w:r>
-        <w:rPr>
-          <w:rFonts w:ascii="Times New Roman" w:hAnsi="Times New Roman" w:cs="Times New Roman"/>
-          <w:color w:val="1A1A1A"/>
-        </w:rPr>
-        <w:t>以下为本项目核心的自然语言</w:t>
-      </w:r>
-      <w:r>
-        <w:rPr>
-          <w:rFonts w:ascii="Times New Roman" w:hAnsi="Times New Roman" w:cs="Times New Roman"/>
-          <w:color w:val="1A1A1A"/>
-        </w:rPr>
-        <w:t xml:space="preserve"> Prompt </w:t>
-      </w:r>
-      <w:r>
-        <w:rPr>
-          <w:rFonts w:ascii="Times New Roman" w:hAnsi="Times New Roman" w:cs="Times New Roman"/>
-          <w:color w:val="1A1A1A"/>
-        </w:rPr>
-        <w:t>指令截图，展示了如何通过自然语言向</w:t>
-      </w:r>
-      <w:r>
-        <w:rPr>
-          <w:rFonts w:ascii="Times New Roman" w:hAnsi="Times New Roman" w:cs="Times New Roman"/>
-          <w:color w:val="1A1A1A"/>
-        </w:rPr>
-        <w:t xml:space="preserve"> Claude Code </w:t>
-      </w:r>
-      <w:r>
-        <w:rPr>
-          <w:rFonts w:ascii="Times New Roman" w:hAnsi="Times New Roman" w:cs="Times New Roman"/>
-          <w:color w:val="1A1A1A"/>
-        </w:rPr>
-        <w:t>描述产品需求、学术规范与哲学限定，使</w:t>
-      </w:r>
-      <w:r>
-        <w:rPr>
-          <w:rFonts w:ascii="Times New Roman" w:hAnsi="Times New Roman" w:cs="Times New Roman"/>
-          <w:color w:val="1A1A1A"/>
-        </w:rPr>
-        <w:t xml:space="preserve"> AI </w:t>
-      </w:r>
-      <w:r>
-        <w:rPr>
-          <w:rFonts w:ascii="Times New Roman" w:hAnsi="Times New Roman" w:cs="Times New Roman"/>
-          <w:color w:val="1A1A1A"/>
-        </w:rPr>
-        <w:t>精准理解并生成符合欧陆哲学传统的写作反馈工具。</w:t>
-      </w:r>
-    </w:p>
-    <w:p>
-      <w:pPr>
-        <w:shd w:val="clear" w:color="auto" w:fill="FFFFFF"/>
-        <w:jc w:val="center"/>
-        <w:divId w:val="2013872478"/>
-        <w:rPr>
-          <w:rFonts w:ascii="Times New Roman" w:hAnsi="Times New Roman" w:cs="Times New Roman"/>
-          <w:color w:val="1A1A1A"/>
-        </w:rPr>
-      </w:pPr>
-      <w:r>
-        <w:rPr>
-          <w:rFonts w:ascii="Times New Roman" w:hAnsi="Times New Roman" w:cs="Times New Roman"/>
-          <w:noProof/>
-          <w:color w:val="1A1A1A"/>
-        </w:rPr>
-        <w:drawing>
-          <wp:inline distT="0" distB="0" distL="0" distR="0" wp14:anchorId="052FB6A2" wp14:editId="127E2631">
-            <wp:extent cx="15189200" cy="8083550"/>
-            <wp:effectExtent l="0" t="0" r="0" b="0"/>
-            <wp:docPr id="3" name="图片 3" descr="自然语言 Prompt 指令截图"/>
-            <wp:cNvGraphicFramePr>
-              <a:graphicFrameLocks xmlns:a="http://schemas.openxmlformats.org/drawingml/2006/main" noChangeAspect="1"/>
-            </wp:cNvGraphicFramePr>
-            <a:graphic xmlns:a="http://schemas.openxmlformats.org/drawingml/2006/main">
-              <a:graphicData uri="http://schemas.openxmlformats.org/drawingml/2006/picture">
-                <pic:pic xmlns:pic="http://schemas.openxmlformats.org/drawingml/2006/picture">
-                  <pic:nvPicPr>
-                    <pic:cNvPr id="0" name="Picture 3" descr="自然语言 Prompt 指令截图"/>
-                    <pic:cNvPicPr>
-                      <a:picLocks noChangeAspect="1" noChangeArrowheads="1"/>
-                    </pic:cNvPicPr>
-                  </pic:nvPicPr>
-                  <pic:blipFill>
-                    <a:blip r:embed="rId9">
-                      <a:extLst>
-                        <a:ext uri="{28A0092B-C50C-407E-A947-70E740481C1C}">
-                          <a14:useLocalDpi xmlns:a14="http://schemas.microsoft.com/office/drawing/2010/main" val="0"/>
-                        </a:ext>
-                      </a:extLst>
-                    </a:blip>
-                    <a:srcRect/>
-                    <a:stretch>
-                      <a:fillRect/>
-                    </a:stretch>
-                  </pic:blipFill>
-                  <pic:spPr bwMode="auto">
-                    <a:xfrm>
-                      <a:off x="0" y="0"/>
-                      <a:ext cx="15189200" cy="8083550"/>
-                    </a:xfrm>
-                    <a:prstGeom prst="rect">
-                      <a:avLst/>
-                    </a:prstGeom>
-                    <a:noFill/>
-                    <a:ln>
-                      <a:noFill/>
-                    </a:ln>
-                  </pic:spPr>
-                </pic:pic>
-              </a:graphicData>
-            </a:graphic>
-          </wp:inline>
-        </w:drawing>
-      </w:r>
-    </w:p>
-    <w:p>
-      <w:pPr>
-        <w:shd w:val="clear" w:color="auto" w:fill="FFFFFF"/>
-        <w:jc w:val="center"/>
-        <w:divId w:val="2024892586"/>
-        <w:rPr>
-          <w:rFonts w:ascii="Times New Roman" w:hAnsi="Times New Roman" w:cs="Times New Roman"/>
-          <w:color w:val="555555"/>
-        </w:rPr>
-      </w:pPr>
-      <w:r>
-        <w:rPr>
-          <w:rFonts w:ascii="Times New Roman" w:hAnsi="Times New Roman" w:cs="Times New Roman"/>
-          <w:color w:val="555555"/>
-        </w:rPr>
-        <w:t xml:space="preserve">▲ </w:t>
-      </w:r>
-      <w:r>
-        <w:rPr>
-          <w:rFonts w:ascii="Times New Roman" w:hAnsi="Times New Roman" w:cs="Times New Roman"/>
-          <w:color w:val="555555"/>
-        </w:rPr>
-        <w:t>自然语言</w:t>
-      </w:r>
-      <w:r>
-        <w:rPr>
-          <w:rFonts w:ascii="Times New Roman" w:hAnsi="Times New Roman" w:cs="Times New Roman"/>
-          <w:color w:val="555555"/>
-        </w:rPr>
-        <w:t xml:space="preserve"> Prompt </w:t>
-      </w:r>
-      <w:r>
-        <w:rPr>
-          <w:rFonts w:ascii="Times New Roman" w:hAnsi="Times New Roman" w:cs="Times New Roman"/>
-          <w:color w:val="555555"/>
-        </w:rPr>
-        <w:t>指令：包含学术规范、哲学限定与输出格式要求</w:t>
-      </w:r>
-    </w:p>
-    <w:p>
-      <w:pPr>
-        <w:pStyle w:val="2"/>
-        <w:shd w:val="clear" w:color="auto" w:fill="FFFFFF"/>
-        <w:divId w:val="297611639"/>
-        <w:rPr>
-          <w:rFonts w:ascii="Times New Roman" w:hAnsi="Times New Roman" w:cs="Times New Roman"/>
-        </w:rPr>
-      </w:pPr>
-      <w:r>
-        <w:rPr>
-          <w:rFonts w:ascii="Times New Roman" w:hAnsi="Times New Roman" w:cs="Times New Roman"/>
-        </w:rPr>
-        <w:t>六、体验入口</w:t>
-      </w:r>
-    </w:p>
-    <w:p>
-      <w:pPr>
-        <w:pStyle w:val="a4"/>
-        <w:shd w:val="clear" w:color="auto" w:fill="FFFFFF"/>
-        <w:divId w:val="297611639"/>
+        <w:divId w:val="1630741401"/>
         <w:rPr>
           <w:rFonts w:ascii="Times New Roman" w:hAnsi="Times New Roman" w:cs="Times New Roman"/>
           <w:color w:val="1A1A1A"/>
@@ -2598,7 +2613,7 @@
         </w:numPr>
         <w:shd w:val="clear" w:color="auto" w:fill="FFFFFF"/>
         <w:spacing w:before="30" w:after="30"/>
-        <w:divId w:val="297611639"/>
+        <w:divId w:val="1630741401"/>
         <w:rPr>
           <w:rFonts w:ascii="Times New Roman" w:hAnsi="Times New Roman" w:cs="Times New Roman"/>
           <w:color w:val="1A1A1A"/>
@@ -2637,7 +2652,7 @@
         </w:numPr>
         <w:shd w:val="clear" w:color="auto" w:fill="FFFFFF"/>
         <w:spacing w:before="30" w:after="30"/>
-        <w:divId w:val="297611639"/>
+        <w:divId w:val="1630741401"/>
         <w:rPr>
           <w:rFonts w:ascii="Times New Roman" w:hAnsi="Times New Roman" w:cs="Times New Roman"/>
           <w:color w:val="1A1A1A"/>
@@ -2676,7 +2691,7 @@
       <w:pPr>
         <w:pStyle w:val="a4"/>
         <w:shd w:val="clear" w:color="auto" w:fill="FFFFFF"/>
-        <w:divId w:val="297611639"/>
+        <w:divId w:val="1630741401"/>
         <w:rPr>
           <w:rFonts w:ascii="Times New Roman" w:hAnsi="Times New Roman" w:cs="Times New Roman"/>
           <w:color w:val="1A1A1A"/>
@@ -2732,7 +2747,7 @@
         </w:numPr>
         <w:shd w:val="clear" w:color="auto" w:fill="FFFFFF"/>
         <w:spacing w:before="30" w:after="30"/>
-        <w:divId w:val="297611639"/>
+        <w:divId w:val="1630741401"/>
         <w:rPr>
           <w:rFonts w:ascii="Times New Roman" w:hAnsi="Times New Roman" w:cs="Times New Roman"/>
           <w:color w:val="1A1A1A"/>
@@ -2761,7 +2776,7 @@
         </w:numPr>
         <w:shd w:val="clear" w:color="auto" w:fill="FFFFFF"/>
         <w:spacing w:before="30" w:after="30"/>
-        <w:divId w:val="297611639"/>
+        <w:divId w:val="1630741401"/>
         <w:rPr>
           <w:rFonts w:ascii="Times New Roman" w:hAnsi="Times New Roman" w:cs="Times New Roman"/>
           <w:color w:val="1A1A1A"/>
@@ -2811,7 +2826,7 @@
         </w:numPr>
         <w:shd w:val="clear" w:color="auto" w:fill="FFFFFF"/>
         <w:spacing w:before="30" w:after="30"/>
-        <w:divId w:val="297611639"/>
+        <w:divId w:val="1630741401"/>
         <w:rPr>
           <w:rFonts w:ascii="Times New Roman" w:hAnsi="Times New Roman" w:cs="Times New Roman"/>
           <w:color w:val="1A1A1A"/>
@@ -2864,7 +2879,7 @@
       <w:pPr>
         <w:shd w:val="clear" w:color="auto" w:fill="FFFFFF"/>
         <w:jc w:val="center"/>
-        <w:divId w:val="1369135904"/>
+        <w:divId w:val="1937204179"/>
         <w:rPr>
           <w:rFonts w:ascii="Times New Roman" w:hAnsi="Times New Roman" w:cs="Times New Roman"/>
           <w:color w:val="1A1A1A"/>
@@ -2876,8 +2891,9 @@
           <w:noProof/>
           <w:color w:val="1A1A1A"/>
         </w:rPr>
+        <w:lastRenderedPageBreak/>
         <w:drawing>
-          <wp:inline distT="0" distB="0" distL="0" distR="0" wp14:anchorId="0C8BE844" wp14:editId="6E5A3099">
+          <wp:inline distT="0" distB="0" distL="0" distR="0" wp14:anchorId="5FE143D1" wp14:editId="5FF391F9">
             <wp:extent cx="13373100" cy="8902700"/>
             <wp:effectExtent l="0" t="0" r="0" b="0"/>
             <wp:docPr id="4" name="图片 4" descr="Web 应用界面截图 1"/>
@@ -2930,7 +2946,7 @@
       <w:pPr>
         <w:shd w:val="clear" w:color="auto" w:fill="FFFFFF"/>
         <w:jc w:val="center"/>
-        <w:divId w:val="880897250"/>
+        <w:divId w:val="917667228"/>
         <w:rPr>
           <w:rFonts w:ascii="Times New Roman" w:hAnsi="Times New Roman" w:cs="Times New Roman"/>
           <w:color w:val="555555"/>
@@ -2941,6 +2957,7 @@
           <w:rFonts w:ascii="Times New Roman" w:hAnsi="Times New Roman" w:cs="Times New Roman"/>
           <w:color w:val="555555"/>
         </w:rPr>
+        <w:lastRenderedPageBreak/>
         <w:t xml:space="preserve">▲ Web </w:t>
       </w:r>
       <w:r>
@@ -2969,7 +2986,7 @@
       <w:pPr>
         <w:shd w:val="clear" w:color="auto" w:fill="FFFFFF"/>
         <w:jc w:val="center"/>
-        <w:divId w:val="320474403"/>
+        <w:divId w:val="2068264479"/>
         <w:rPr>
           <w:rFonts w:ascii="Times New Roman" w:hAnsi="Times New Roman" w:cs="Times New Roman"/>
           <w:color w:val="1A1A1A"/>
@@ -2981,8 +2998,9 @@
           <w:noProof/>
           <w:color w:val="1A1A1A"/>
         </w:rPr>
+        <w:lastRenderedPageBreak/>
         <w:drawing>
-          <wp:inline distT="0" distB="0" distL="0" distR="0" wp14:anchorId="15074AC1" wp14:editId="53CB9A9D">
+          <wp:inline distT="0" distB="0" distL="0" distR="0" wp14:anchorId="1E33F0A0" wp14:editId="49A2E492">
             <wp:extent cx="12960350" cy="8845550"/>
             <wp:effectExtent l="0" t="0" r="0" b="0"/>
             <wp:docPr id="5" name="图片 5" descr="Web 应用界面截图 2"/>
@@ -3035,7 +3053,7 @@
       <w:pPr>
         <w:shd w:val="clear" w:color="auto" w:fill="FFFFFF"/>
         <w:jc w:val="center"/>
-        <w:divId w:val="51393210"/>
+        <w:divId w:val="786702124"/>
         <w:rPr>
           <w:rFonts w:ascii="Times New Roman" w:hAnsi="Times New Roman" w:cs="Times New Roman"/>
           <w:color w:val="555555"/>
@@ -3046,6 +3064,7 @@
           <w:rFonts w:ascii="Times New Roman" w:hAnsi="Times New Roman" w:cs="Times New Roman"/>
           <w:color w:val="555555"/>
         </w:rPr>
+        <w:lastRenderedPageBreak/>
         <w:t xml:space="preserve">▲ Web </w:t>
       </w:r>
       <w:r>
@@ -3060,23 +3079,23 @@
       <w:pPr>
         <w:pStyle w:val="2"/>
         <w:shd w:val="clear" w:color="auto" w:fill="FFFFFF"/>
-        <w:divId w:val="297611639"/>
-        <w:rPr>
-          <w:rFonts w:ascii="Times New Roman" w:hAnsi="Times New Roman" w:cs="Times New Roman"/>
-        </w:rPr>
-      </w:pPr>
-      <w:r>
-        <w:rPr>
-          <w:rFonts w:ascii="Times New Roman" w:hAnsi="Times New Roman" w:cs="Times New Roman"/>
-        </w:rPr>
-        <w:t>七、反思</w:t>
+        <w:divId w:val="1630741401"/>
+        <w:rPr>
+          <w:rFonts w:ascii="Times New Roman" w:hAnsi="Times New Roman" w:cs="Times New Roman"/>
+        </w:rPr>
+      </w:pPr>
+      <w:r>
+        <w:rPr>
+          <w:rFonts w:ascii="Times New Roman" w:hAnsi="Times New Roman" w:cs="Times New Roman"/>
+        </w:rPr>
+        <w:t>六、反思</w:t>
       </w:r>
     </w:p>
     <w:p>
       <w:pPr>
         <w:pStyle w:val="a4"/>
         <w:shd w:val="clear" w:color="auto" w:fill="FFFFFF"/>
-        <w:divId w:val="297611639"/>
+        <w:divId w:val="1630741401"/>
         <w:rPr>
           <w:rFonts w:ascii="Times New Roman" w:hAnsi="Times New Roman" w:cs="Times New Roman"/>
           <w:color w:val="1A1A1A"/>
@@ -3150,7 +3169,7 @@
       <w:pPr>
         <w:pStyle w:val="a4"/>
         <w:shd w:val="clear" w:color="auto" w:fill="FFFFFF"/>
-        <w:divId w:val="297611639"/>
+        <w:divId w:val="1630741401"/>
         <w:rPr>
           <w:rFonts w:ascii="Times New Roman" w:hAnsi="Times New Roman" w:cs="Times New Roman"/>
           <w:color w:val="1A1A1A"/>
@@ -3299,9 +3318,9 @@
 <file path=word/numbering.xml><?xml version="1.0" encoding="utf-8"?>
 <w:numbering xmlns:wpc="http://schemas.microsoft.com/office/word/2010/wordprocessingCanvas" xmlns:cx="http://schemas.microsoft.com/office/drawing/2014/chartex" xmlns:cx1="http://schemas.microsoft.com/office/drawing/2015/9/8/chartex" xmlns:cx2="http://schemas.microsoft.com/office/drawing/2015/10/21/chartex" xmlns:cx3="http://schemas.microsoft.com/office/drawing/2016/5/9/chartex" xmlns:cx4="http://schemas.microsoft.com/office/drawing/2016/5/10/chartex" xmlns:cx5="http://schemas.microsoft.com/office/drawing/2016/5/11/chartex" xmlns:cx6="http://schemas.microsoft.com/office/drawing/2016/5/12/chartex" xmlns:cx7="http://schemas.microsoft.com/office/drawing/2016/5/13/chartex" xmlns:cx8="http://schemas.microsoft.com/office/drawing/2016/5/14/chartex" xmlns:mc="http://schemas.openxmlformats.org/markup-compatibility/2006" xmlns:aink="http://schemas.microsoft.com/office/drawing/2016/ink" xmlns:am3d="http://schemas.microsoft.com/office/drawing/2017/model3d" xmlns:o="urn:schemas-microsoft-com:office:office" xmlns:oel="http://schemas.microsoft.com/office/2019/extlst" xmlns:r="http://schemas.openxmlformats.org/officeDocument/2006/relationships" xmlns:m="http://schemas.openxmlformats.org/officeDocument/2006/math" xmlns:v="urn:schemas-microsoft-com:vml" xmlns:wp14="http://schemas.microsoft.com/office/word/2010/wordprocessingDrawing" xmlns:wp="http://schemas.openxmlformats.org/drawingml/2006/wordprocessingDrawing" xmlns:w10="urn:schemas-microsoft-com:office:word" xmlns:w="http://schemas.openxmlformats.org/wordprocessingml/2006/main" xmlns:w14="http://schemas.microsoft.com/office/word/2010/wordml" xmlns:w15="http://schemas.microsoft.com/office/word/2012/wordml" xmlns:w16cex="http://schemas.microsoft.com/office/word/2018/wordml/cex" xmlns:w16cid="http://schemas.microsoft.com/office/word/2016/wordml/cid" xmlns:w16="http://schemas.microsoft.com/office/word/2018/wordml" xmlns:w16du="http://schemas.microsoft.com/office/word/2023/wordml/word16du" xmlns:w16sdtdh="http://schemas.microsoft.com/office/word/2020/wordml/sdtdatahash" xmlns:w16sdtfl="http://schemas.microsoft.com/office/word/2024/wordml/sdtformatlock" xmlns:w16se="http://schemas.microsoft.com/office/word/2015/wordml/symex" xmlns:wpg="http://schemas.microsoft.com/office/word/2010/wordprocessingGroup" xmlns:wpi="http://schemas.microsoft.com/office/word/2010/wordprocessingInk" xmlns:wne="http://schemas.microsoft.com/office/word/2006/wordml" xmlns:wps="http://schemas.microsoft.com/office/word/2010/wordprocessingShape" mc:Ignorable="w14 w15 w16se w16cid w16 w16cex w16sdtdh w16sdtfl w16du wp14">
   <w:abstractNum w:abstractNumId="0" w15:restartNumberingAfterBreak="0">
-    <w:nsid w:val="066A52EA"/>
+    <w:nsid w:val="332B302B"/>
     <w:multiLevelType w:val="multilevel"/>
-    <w:tmpl w:val="27844F52"/>
+    <w:tmpl w:val="53B4BBB2"/>
     <w:lvl w:ilvl="0">
       <w:start w:val="1"/>
       <w:numFmt w:val="bullet"/>
@@ -3448,9 +3467,9 @@
     </w:lvl>
   </w:abstractNum>
   <w:abstractNum w:abstractNumId="1" w15:restartNumberingAfterBreak="0">
-    <w:nsid w:val="23F51773"/>
+    <w:nsid w:val="650546F7"/>
     <w:multiLevelType w:val="multilevel"/>
-    <w:tmpl w:val="B3FC8108"/>
+    <w:tmpl w:val="90CE92C2"/>
     <w:lvl w:ilvl="0">
       <w:start w:val="1"/>
       <w:numFmt w:val="bullet"/>
@@ -3597,9 +3616,9 @@
     </w:lvl>
   </w:abstractNum>
   <w:abstractNum w:abstractNumId="2" w15:restartNumberingAfterBreak="0">
-    <w:nsid w:val="39C040C0"/>
+    <w:nsid w:val="76492B6F"/>
     <w:multiLevelType w:val="multilevel"/>
-    <w:tmpl w:val="8E827C34"/>
+    <w:tmpl w:val="F982A4DA"/>
     <w:lvl w:ilvl="0">
       <w:start w:val="1"/>
       <w:numFmt w:val="bullet"/>
@@ -3746,9 +3765,9 @@
     </w:lvl>
   </w:abstractNum>
   <w:abstractNum w:abstractNumId="3" w15:restartNumberingAfterBreak="0">
-    <w:nsid w:val="46197B5F"/>
+    <w:nsid w:val="7DA16965"/>
     <w:multiLevelType w:val="multilevel"/>
-    <w:tmpl w:val="81DEB630"/>
+    <w:tmpl w:val="83E21C3E"/>
     <w:lvl w:ilvl="0">
       <w:start w:val="1"/>
       <w:numFmt w:val="bullet"/>
@@ -3894,16 +3913,16 @@
       </w:rPr>
     </w:lvl>
   </w:abstractNum>
-  <w:num w:numId="1" w16cid:durableId="1444348270">
+  <w:num w:numId="1" w16cid:durableId="1624576045">
+    <w:abstractNumId w:val="3"/>
+  </w:num>
+  <w:num w:numId="2" w16cid:durableId="1072772047">
     <w:abstractNumId w:val="1"/>
   </w:num>
-  <w:num w:numId="2" w16cid:durableId="736712023">
+  <w:num w:numId="3" w16cid:durableId="1621954441">
     <w:abstractNumId w:val="2"/>
   </w:num>
-  <w:num w:numId="3" w16cid:durableId="1886407778">
-    <w:abstractNumId w:val="3"/>
-  </w:num>
-  <w:num w:numId="4" w16cid:durableId="915745285">
+  <w:num w:numId="4" w16cid:durableId="560948862">
     <w:abstractNumId w:val="0"/>
   </w:num>
 </w:numbering>
@@ -4632,7 +4651,7 @@
     <w:link w:val="a8"/>
     <w:uiPriority w:val="99"/>
     <w:unhideWhenUsed/>
-    <w:rsid w:val="00E5210F"/>
+    <w:rsid w:val="00871398"/>
     <w:pPr>
       <w:tabs>
         <w:tab w:val="center" w:pos="4153"/>
@@ -4651,7 +4670,7 @@
     <w:basedOn w:val="a0"/>
     <w:link w:val="a7"/>
     <w:uiPriority w:val="99"/>
-    <w:rsid w:val="00E5210F"/>
+    <w:rsid w:val="00871398"/>
     <w:rPr>
       <w:rFonts w:ascii="宋体" w:eastAsia="宋体" w:hAnsi="宋体" w:cs="宋体"/>
       <w:sz w:val="18"/>
@@ -4664,7 +4683,7 @@
     <w:link w:val="aa"/>
     <w:uiPriority w:val="99"/>
     <w:unhideWhenUsed/>
-    <w:rsid w:val="00E5210F"/>
+    <w:rsid w:val="00871398"/>
     <w:pPr>
       <w:tabs>
         <w:tab w:val="center" w:pos="4153"/>
@@ -4682,7 +4701,7 @@
     <w:basedOn w:val="a0"/>
     <w:link w:val="a9"/>
     <w:uiPriority w:val="99"/>
-    <w:rsid w:val="00E5210F"/>
+    <w:rsid w:val="00871398"/>
     <w:rPr>
       <w:rFonts w:ascii="宋体" w:eastAsia="宋体" w:hAnsi="宋体" w:cs="宋体"/>
       <w:sz w:val="18"/>

--- a/椤圭洰浠嬬粛.docx
+++ b/椤圭洰浠嬬粛.docx
@@ -8,7 +8,7 @@
         <w:pStyle w:val="1"/>
         <w:shd w:val="clear" w:color="auto" w:fill="FFFFFF"/>
         <w:spacing w:before="0"/>
-        <w:divId w:val="1630741401"/>
+        <w:divId w:val="921068098"/>
         <w:rPr>
           <w:rFonts w:ascii="Times New Roman" w:hAnsi="Times New Roman" w:cs="Times New Roman"/>
           <w:color w:val="1A1A1A"/>
@@ -47,7 +47,7 @@
       <w:pPr>
         <w:shd w:val="clear" w:color="auto" w:fill="FFFFFF"/>
         <w:jc w:val="center"/>
-        <w:divId w:val="1244679058"/>
+        <w:divId w:val="656150077"/>
         <w:rPr>
           <w:rFonts w:ascii="Times New Roman" w:hAnsi="Times New Roman" w:cs="Times New Roman"/>
           <w:color w:val="555555"/>
@@ -100,7 +100,7 @@
       <w:pPr>
         <w:pStyle w:val="2"/>
         <w:shd w:val="clear" w:color="auto" w:fill="FFFFFF"/>
-        <w:divId w:val="1630741401"/>
+        <w:divId w:val="921068098"/>
         <w:rPr>
           <w:rFonts w:ascii="Times New Roman" w:hAnsi="Times New Roman" w:cs="Times New Roman"/>
         </w:rPr>
@@ -116,7 +116,7 @@
       <w:pPr>
         <w:pStyle w:val="3"/>
         <w:shd w:val="clear" w:color="auto" w:fill="FFFFFF"/>
-        <w:divId w:val="1630741401"/>
+        <w:divId w:val="921068098"/>
         <w:rPr>
           <w:rFonts w:ascii="Times New Roman" w:hAnsi="Times New Roman" w:cs="Times New Roman"/>
         </w:rPr>
@@ -132,7 +132,7 @@
       <w:pPr>
         <w:pStyle w:val="a4"/>
         <w:shd w:val="clear" w:color="auto" w:fill="FFFFFF"/>
-        <w:divId w:val="1630741401"/>
+        <w:divId w:val="921068098"/>
         <w:rPr>
           <w:rFonts w:ascii="Times New Roman" w:hAnsi="Times New Roman" w:cs="Times New Roman"/>
           <w:color w:val="1A1A1A"/>
@@ -221,7 +221,7 @@
       <w:pPr>
         <w:pStyle w:val="a4"/>
         <w:shd w:val="clear" w:color="auto" w:fill="FFFFFF"/>
-        <w:divId w:val="1630741401"/>
+        <w:divId w:val="921068098"/>
         <w:rPr>
           <w:rFonts w:ascii="Times New Roman" w:hAnsi="Times New Roman" w:cs="Times New Roman"/>
           <w:color w:val="1A1A1A"/>
@@ -281,7 +281,7 @@
       <w:pPr>
         <w:pStyle w:val="3"/>
         <w:shd w:val="clear" w:color="auto" w:fill="FFFFFF"/>
-        <w:divId w:val="1630741401"/>
+        <w:divId w:val="921068098"/>
         <w:rPr>
           <w:rFonts w:ascii="Times New Roman" w:hAnsi="Times New Roman" w:cs="Times New Roman"/>
         </w:rPr>
@@ -297,7 +297,7 @@
       <w:pPr>
         <w:pStyle w:val="a4"/>
         <w:shd w:val="clear" w:color="auto" w:fill="FFFFFF"/>
-        <w:divId w:val="1630741401"/>
+        <w:divId w:val="921068098"/>
         <w:rPr>
           <w:rFonts w:ascii="Times New Roman" w:hAnsi="Times New Roman" w:cs="Times New Roman"/>
           <w:color w:val="1A1A1A"/>
@@ -343,7 +343,7 @@
       <w:pPr>
         <w:pStyle w:val="a4"/>
         <w:shd w:val="clear" w:color="auto" w:fill="FFFFFF"/>
-        <w:divId w:val="1630741401"/>
+        <w:divId w:val="921068098"/>
         <w:rPr>
           <w:rFonts w:ascii="Times New Roman" w:hAnsi="Times New Roman" w:cs="Times New Roman"/>
           <w:color w:val="1A1A1A"/>
@@ -417,7 +417,7 @@
     <w:p>
       <w:pPr>
         <w:shd w:val="clear" w:color="auto" w:fill="FAFAF8"/>
-        <w:divId w:val="1267467114"/>
+        <w:divId w:val="1206332008"/>
         <w:rPr>
           <w:rFonts w:ascii="Times New Roman" w:hAnsi="Times New Roman" w:cs="Times New Roman"/>
           <w:color w:val="1A1A1A"/>
@@ -464,7 +464,7 @@
       <w:pPr>
         <w:pStyle w:val="2"/>
         <w:shd w:val="clear" w:color="auto" w:fill="FFFFFF"/>
-        <w:divId w:val="1630741401"/>
+        <w:divId w:val="921068098"/>
         <w:rPr>
           <w:rFonts w:ascii="Times New Roman" w:hAnsi="Times New Roman" w:cs="Times New Roman"/>
         </w:rPr>
@@ -480,7 +480,7 @@
       <w:pPr>
         <w:pStyle w:val="3"/>
         <w:shd w:val="clear" w:color="auto" w:fill="FFFFFF"/>
-        <w:divId w:val="1630741401"/>
+        <w:divId w:val="921068098"/>
         <w:rPr>
           <w:rFonts w:ascii="Times New Roman" w:hAnsi="Times New Roman" w:cs="Times New Roman"/>
         </w:rPr>
@@ -496,7 +496,7 @@
       <w:pPr>
         <w:pStyle w:val="a4"/>
         <w:shd w:val="clear" w:color="auto" w:fill="FFFFFF"/>
-        <w:divId w:val="1630741401"/>
+        <w:divId w:val="921068098"/>
         <w:rPr>
           <w:rFonts w:ascii="Times New Roman" w:hAnsi="Times New Roman" w:cs="Times New Roman"/>
           <w:color w:val="1A1A1A"/>
@@ -613,7 +613,7 @@
       <w:pPr>
         <w:pStyle w:val="a4"/>
         <w:shd w:val="clear" w:color="auto" w:fill="FFFFFF"/>
-        <w:divId w:val="1630741401"/>
+        <w:divId w:val="921068098"/>
         <w:rPr>
           <w:rFonts w:ascii="Times New Roman" w:hAnsi="Times New Roman" w:cs="Times New Roman"/>
           <w:color w:val="1A1A1A"/>
@@ -687,7 +687,7 @@
       <w:pPr>
         <w:pStyle w:val="3"/>
         <w:shd w:val="clear" w:color="auto" w:fill="FFFFFF"/>
-        <w:divId w:val="1630741401"/>
+        <w:divId w:val="921068098"/>
         <w:rPr>
           <w:rFonts w:ascii="Times New Roman" w:hAnsi="Times New Roman" w:cs="Times New Roman"/>
         </w:rPr>
@@ -707,7 +707,7 @@
         </w:numPr>
         <w:shd w:val="clear" w:color="auto" w:fill="FFFFFF"/>
         <w:spacing w:before="30" w:after="30"/>
-        <w:divId w:val="1630741401"/>
+        <w:divId w:val="921068098"/>
         <w:rPr>
           <w:rFonts w:ascii="Times New Roman" w:hAnsi="Times New Roman" w:cs="Times New Roman"/>
           <w:color w:val="1A1A1A"/>
@@ -751,7 +751,7 @@
         </w:numPr>
         <w:shd w:val="clear" w:color="auto" w:fill="FFFFFF"/>
         <w:spacing w:before="30" w:after="30"/>
-        <w:divId w:val="1630741401"/>
+        <w:divId w:val="921068098"/>
         <w:rPr>
           <w:rFonts w:ascii="Times New Roman" w:hAnsi="Times New Roman" w:cs="Times New Roman"/>
           <w:color w:val="1A1A1A"/>
@@ -795,7 +795,7 @@
         </w:numPr>
         <w:shd w:val="clear" w:color="auto" w:fill="FFFFFF"/>
         <w:spacing w:before="30" w:after="30"/>
-        <w:divId w:val="1630741401"/>
+        <w:divId w:val="921068098"/>
         <w:rPr>
           <w:rFonts w:ascii="Times New Roman" w:hAnsi="Times New Roman" w:cs="Times New Roman"/>
           <w:color w:val="1A1A1A"/>
@@ -846,7 +846,7 @@
         </w:numPr>
         <w:shd w:val="clear" w:color="auto" w:fill="FFFFFF"/>
         <w:spacing w:before="30" w:after="30"/>
-        <w:divId w:val="1630741401"/>
+        <w:divId w:val="921068098"/>
         <w:rPr>
           <w:rFonts w:ascii="Times New Roman" w:hAnsi="Times New Roman" w:cs="Times New Roman"/>
           <w:color w:val="1A1A1A"/>
@@ -883,7 +883,7 @@
         </w:numPr>
         <w:shd w:val="clear" w:color="auto" w:fill="FFFFFF"/>
         <w:spacing w:before="30" w:after="30"/>
-        <w:divId w:val="1630741401"/>
+        <w:divId w:val="921068098"/>
         <w:rPr>
           <w:rFonts w:ascii="Times New Roman" w:hAnsi="Times New Roman" w:cs="Times New Roman"/>
           <w:color w:val="1A1A1A"/>
@@ -909,7 +909,7 @@
       <w:pPr>
         <w:pStyle w:val="3"/>
         <w:shd w:val="clear" w:color="auto" w:fill="FFFFFF"/>
-        <w:divId w:val="1630741401"/>
+        <w:divId w:val="921068098"/>
         <w:rPr>
           <w:rFonts w:ascii="Times New Roman" w:hAnsi="Times New Roman" w:cs="Times New Roman"/>
         </w:rPr>
@@ -925,7 +925,7 @@
       <w:pPr>
         <w:pStyle w:val="a4"/>
         <w:shd w:val="clear" w:color="auto" w:fill="FFFFFF"/>
-        <w:divId w:val="1630741401"/>
+        <w:divId w:val="921068098"/>
         <w:rPr>
           <w:rFonts w:ascii="Times New Roman" w:hAnsi="Times New Roman" w:cs="Times New Roman"/>
           <w:color w:val="1A1A1A"/>
@@ -971,7 +971,7 @@
       <w:pPr>
         <w:pStyle w:val="2"/>
         <w:shd w:val="clear" w:color="auto" w:fill="FFFFFF"/>
-        <w:divId w:val="1630741401"/>
+        <w:divId w:val="921068098"/>
         <w:rPr>
           <w:rFonts w:ascii="Times New Roman" w:hAnsi="Times New Roman" w:cs="Times New Roman"/>
         </w:rPr>
@@ -987,7 +987,7 @@
       <w:pPr>
         <w:pStyle w:val="a4"/>
         <w:shd w:val="clear" w:color="auto" w:fill="FFFFFF"/>
-        <w:divId w:val="1630741401"/>
+        <w:divId w:val="921068098"/>
         <w:rPr>
           <w:rFonts w:ascii="Times New Roman" w:hAnsi="Times New Roman" w:cs="Times New Roman"/>
           <w:color w:val="1A1A1A"/>
@@ -1139,7 +1139,7 @@
       <w:pPr>
         <w:pStyle w:val="a4"/>
         <w:shd w:val="clear" w:color="auto" w:fill="FFFFFF"/>
-        <w:divId w:val="1630741401"/>
+        <w:divId w:val="921068098"/>
         <w:rPr>
           <w:rFonts w:ascii="Times New Roman" w:hAnsi="Times New Roman" w:cs="Times New Roman"/>
           <w:color w:val="1A1A1A"/>
@@ -1207,7 +1207,7 @@
       <w:pPr>
         <w:pStyle w:val="a4"/>
         <w:shd w:val="clear" w:color="auto" w:fill="FFFFFF"/>
-        <w:divId w:val="1630741401"/>
+        <w:divId w:val="921068098"/>
         <w:rPr>
           <w:rFonts w:ascii="Times New Roman" w:hAnsi="Times New Roman" w:cs="Times New Roman"/>
           <w:color w:val="1A1A1A"/>
@@ -1303,7 +1303,7 @@
       <w:pPr>
         <w:pStyle w:val="a4"/>
         <w:shd w:val="clear" w:color="auto" w:fill="FFFFFF"/>
-        <w:divId w:val="1630741401"/>
+        <w:divId w:val="921068098"/>
         <w:rPr>
           <w:rFonts w:ascii="Times New Roman" w:hAnsi="Times New Roman" w:cs="Times New Roman"/>
           <w:color w:val="1A1A1A"/>
@@ -1372,7 +1372,7 @@
       <w:pPr>
         <w:pStyle w:val="a4"/>
         <w:shd w:val="clear" w:color="auto" w:fill="FFFFFF"/>
-        <w:divId w:val="1630741401"/>
+        <w:divId w:val="921068098"/>
         <w:rPr>
           <w:rFonts w:ascii="Times New Roman" w:hAnsi="Times New Roman" w:cs="Times New Roman"/>
           <w:color w:val="1A1A1A"/>
@@ -1453,7 +1453,7 @@
     <w:p>
       <w:pPr>
         <w:shd w:val="clear" w:color="auto" w:fill="FFFFFF"/>
-        <w:divId w:val="777720553"/>
+        <w:divId w:val="694307221"/>
         <w:rPr>
           <w:rFonts w:ascii="Times New Roman" w:hAnsi="Times New Roman" w:cs="Times New Roman"/>
           <w:color w:val="1A1A1A"/>
@@ -1551,7 +1551,7 @@
     <w:p>
       <w:pPr>
         <w:shd w:val="clear" w:color="auto" w:fill="FFFFFF"/>
-        <w:divId w:val="1888910284"/>
+        <w:divId w:val="1702241743"/>
         <w:rPr>
           <w:rFonts w:ascii="Times New Roman" w:hAnsi="Times New Roman" w:cs="Times New Roman"/>
           <w:color w:val="1A1A1A"/>
@@ -1635,7 +1635,7 @@
     <w:p>
       <w:pPr>
         <w:shd w:val="clear" w:color="auto" w:fill="FFFFFF"/>
-        <w:divId w:val="1545286931"/>
+        <w:divId w:val="198393740"/>
         <w:rPr>
           <w:rFonts w:ascii="Times New Roman" w:hAnsi="Times New Roman" w:cs="Times New Roman"/>
           <w:color w:val="1A1A1A"/>
@@ -1733,7 +1733,7 @@
     <w:p>
       <w:pPr>
         <w:shd w:val="clear" w:color="auto" w:fill="FFFFFF"/>
-        <w:divId w:val="719597830"/>
+        <w:divId w:val="2084788339"/>
         <w:rPr>
           <w:rFonts w:ascii="Times New Roman" w:hAnsi="Times New Roman" w:cs="Times New Roman"/>
           <w:color w:val="1A1A1A"/>
@@ -1818,7 +1818,7 @@
       <w:pPr>
         <w:pStyle w:val="2"/>
         <w:shd w:val="clear" w:color="auto" w:fill="FFFFFF"/>
-        <w:divId w:val="1630741401"/>
+        <w:divId w:val="921068098"/>
         <w:rPr>
           <w:rFonts w:ascii="Times New Roman" w:hAnsi="Times New Roman" w:cs="Times New Roman"/>
         </w:rPr>
@@ -1850,7 +1850,7 @@
         </w:numPr>
         <w:shd w:val="clear" w:color="auto" w:fill="FFFFFF"/>
         <w:spacing w:before="30" w:after="30"/>
-        <w:divId w:val="1630741401"/>
+        <w:divId w:val="921068098"/>
         <w:rPr>
           <w:rFonts w:ascii="Times New Roman" w:hAnsi="Times New Roman" w:cs="Times New Roman"/>
           <w:color w:val="1A1A1A"/>
@@ -1929,7 +1929,7 @@
         </w:numPr>
         <w:shd w:val="clear" w:color="auto" w:fill="FFFFFF"/>
         <w:spacing w:before="30" w:after="30"/>
-        <w:divId w:val="1630741401"/>
+        <w:divId w:val="921068098"/>
         <w:rPr>
           <w:rFonts w:ascii="Times New Roman" w:hAnsi="Times New Roman" w:cs="Times New Roman"/>
           <w:color w:val="1A1A1A"/>
@@ -2057,7 +2057,7 @@
         </w:numPr>
         <w:shd w:val="clear" w:color="auto" w:fill="FFFFFF"/>
         <w:spacing w:before="30" w:after="30"/>
-        <w:divId w:val="1630741401"/>
+        <w:divId w:val="921068098"/>
         <w:rPr>
           <w:rFonts w:ascii="Times New Roman" w:hAnsi="Times New Roman" w:cs="Times New Roman"/>
           <w:color w:val="1A1A1A"/>
@@ -2130,7 +2130,7 @@
         </w:numPr>
         <w:shd w:val="clear" w:color="auto" w:fill="FFFFFF"/>
         <w:spacing w:before="30" w:after="30"/>
-        <w:divId w:val="1630741401"/>
+        <w:divId w:val="921068098"/>
         <w:rPr>
           <w:rFonts w:ascii="Times New Roman" w:hAnsi="Times New Roman" w:cs="Times New Roman"/>
           <w:color w:val="1A1A1A"/>
@@ -2188,7 +2188,7 @@
         </w:numPr>
         <w:shd w:val="clear" w:color="auto" w:fill="FFFFFF"/>
         <w:spacing w:before="30" w:after="30"/>
-        <w:divId w:val="1630741401"/>
+        <w:divId w:val="921068098"/>
         <w:rPr>
           <w:rFonts w:ascii="Times New Roman" w:hAnsi="Times New Roman" w:cs="Times New Roman"/>
           <w:color w:val="1A1A1A"/>
@@ -2284,7 +2284,7 @@
       <w:pPr>
         <w:shd w:val="clear" w:color="auto" w:fill="FFFFFF"/>
         <w:jc w:val="center"/>
-        <w:divId w:val="2125687390"/>
+        <w:divId w:val="1977635185"/>
         <w:rPr>
           <w:rFonts w:ascii="Times New Roman" w:hAnsi="Times New Roman" w:cs="Times New Roman"/>
           <w:color w:val="1A1A1A"/>
@@ -2296,9 +2296,8 @@
           <w:noProof/>
           <w:color w:val="1A1A1A"/>
         </w:rPr>
-        <w:lastRenderedPageBreak/>
         <w:drawing>
-          <wp:inline distT="0" distB="0" distL="0" distR="0" wp14:anchorId="7E1C4F85" wp14:editId="1F2398C1">
+          <wp:inline distT="0" distB="0" distL="0" distR="0" wp14:anchorId="506E962D" wp14:editId="3D84173C">
             <wp:extent cx="15189200" cy="8083550"/>
             <wp:effectExtent l="0" t="0" r="0" b="0"/>
             <wp:docPr id="1" name="图片 1" descr="自然语言 Prompt 指令截图"/>
@@ -2351,7 +2350,7 @@
       <w:pPr>
         <w:shd w:val="clear" w:color="auto" w:fill="FFFFFF"/>
         <w:jc w:val="center"/>
-        <w:divId w:val="1367564792"/>
+        <w:divId w:val="1654793131"/>
         <w:rPr>
           <w:rFonts w:ascii="Times New Roman" w:hAnsi="Times New Roman" w:cs="Times New Roman"/>
           <w:color w:val="555555"/>
@@ -2390,7 +2389,7 @@
       <w:pPr>
         <w:shd w:val="clear" w:color="auto" w:fill="FFFFFF"/>
         <w:jc w:val="center"/>
-        <w:divId w:val="279577148"/>
+        <w:divId w:val="1075979393"/>
         <w:rPr>
           <w:rFonts w:ascii="Times New Roman" w:hAnsi="Times New Roman" w:cs="Times New Roman"/>
           <w:color w:val="1A1A1A"/>
@@ -2402,9 +2401,8 @@
           <w:noProof/>
           <w:color w:val="1A1A1A"/>
         </w:rPr>
-        <w:lastRenderedPageBreak/>
         <w:drawing>
-          <wp:inline distT="0" distB="0" distL="0" distR="0" wp14:anchorId="33A7EC45" wp14:editId="4C1FE9D5">
+          <wp:inline distT="0" distB="0" distL="0" distR="0" wp14:anchorId="0F7C3F4D" wp14:editId="2C953308">
             <wp:extent cx="15055850" cy="5429250"/>
             <wp:effectExtent l="0" t="0" r="0" b="0"/>
             <wp:docPr id="2" name="图片 2" descr="Claude Code 编程过程截图 1"/>
@@ -2457,7 +2455,7 @@
       <w:pPr>
         <w:shd w:val="clear" w:color="auto" w:fill="FFFFFF"/>
         <w:jc w:val="center"/>
-        <w:divId w:val="1260020276"/>
+        <w:divId w:val="1997419695"/>
         <w:rPr>
           <w:rFonts w:ascii="Times New Roman" w:hAnsi="Times New Roman" w:cs="Times New Roman"/>
           <w:color w:val="555555"/>
@@ -2482,7 +2480,7 @@
       <w:pPr>
         <w:shd w:val="clear" w:color="auto" w:fill="FFFFFF"/>
         <w:jc w:val="center"/>
-        <w:divId w:val="139003153"/>
+        <w:divId w:val="1482500239"/>
         <w:rPr>
           <w:rFonts w:ascii="Times New Roman" w:hAnsi="Times New Roman" w:cs="Times New Roman"/>
           <w:color w:val="1A1A1A"/>
@@ -2495,7 +2493,7 @@
           <w:color w:val="1A1A1A"/>
         </w:rPr>
         <w:drawing>
-          <wp:inline distT="0" distB="0" distL="0" distR="0" wp14:anchorId="7F5A7740" wp14:editId="4C9DE183">
+          <wp:inline distT="0" distB="0" distL="0" distR="0" wp14:anchorId="72D38D60" wp14:editId="38E3830D">
             <wp:extent cx="14846300" cy="2692400"/>
             <wp:effectExtent l="0" t="0" r="0" b="0"/>
             <wp:docPr id="3" name="图片 3" descr="Claude Code 编程过程截图 2"/>
@@ -2548,7 +2546,7 @@
       <w:pPr>
         <w:shd w:val="clear" w:color="auto" w:fill="FFFFFF"/>
         <w:jc w:val="center"/>
-        <w:divId w:val="1263148351"/>
+        <w:divId w:val="1917519404"/>
         <w:rPr>
           <w:rFonts w:ascii="Times New Roman" w:hAnsi="Times New Roman" w:cs="Times New Roman"/>
           <w:color w:val="555555"/>
@@ -2573,16 +2571,15 @@
       <w:pPr>
         <w:pStyle w:val="2"/>
         <w:shd w:val="clear" w:color="auto" w:fill="FFFFFF"/>
-        <w:divId w:val="1630741401"/>
-        <w:rPr>
-          <w:rFonts w:ascii="Times New Roman" w:hAnsi="Times New Roman" w:cs="Times New Roman"/>
-        </w:rPr>
-      </w:pPr>
-      <w:r>
-        <w:rPr>
-          <w:rFonts w:ascii="Times New Roman" w:hAnsi="Times New Roman" w:cs="Times New Roman"/>
-        </w:rPr>
-        <w:lastRenderedPageBreak/>
+        <w:divId w:val="921068098"/>
+        <w:rPr>
+          <w:rFonts w:ascii="Times New Roman" w:hAnsi="Times New Roman" w:cs="Times New Roman"/>
+        </w:rPr>
+      </w:pPr>
+      <w:r>
+        <w:rPr>
+          <w:rFonts w:ascii="Times New Roman" w:hAnsi="Times New Roman" w:cs="Times New Roman"/>
+        </w:rPr>
         <w:t>五、体验入口</w:t>
       </w:r>
     </w:p>
@@ -2590,7 +2587,7 @@
       <w:pPr>
         <w:pStyle w:val="a4"/>
         <w:shd w:val="clear" w:color="auto" w:fill="FFFFFF"/>
-        <w:divId w:val="1630741401"/>
+        <w:divId w:val="921068098"/>
         <w:rPr>
           <w:rFonts w:ascii="Times New Roman" w:hAnsi="Times New Roman" w:cs="Times New Roman"/>
           <w:color w:val="1A1A1A"/>
@@ -2613,7 +2610,7 @@
         </w:numPr>
         <w:shd w:val="clear" w:color="auto" w:fill="FFFFFF"/>
         <w:spacing w:before="30" w:after="30"/>
-        <w:divId w:val="1630741401"/>
+        <w:divId w:val="921068098"/>
         <w:rPr>
           <w:rFonts w:ascii="Times New Roman" w:hAnsi="Times New Roman" w:cs="Times New Roman"/>
           <w:color w:val="1A1A1A"/>
@@ -2652,7 +2649,7 @@
         </w:numPr>
         <w:shd w:val="clear" w:color="auto" w:fill="FFFFFF"/>
         <w:spacing w:before="30" w:after="30"/>
-        <w:divId w:val="1630741401"/>
+        <w:divId w:val="921068098"/>
         <w:rPr>
           <w:rFonts w:ascii="Times New Roman" w:hAnsi="Times New Roman" w:cs="Times New Roman"/>
           <w:color w:val="1A1A1A"/>
@@ -2691,7 +2688,7 @@
       <w:pPr>
         <w:pStyle w:val="a4"/>
         <w:shd w:val="clear" w:color="auto" w:fill="FFFFFF"/>
-        <w:divId w:val="1630741401"/>
+        <w:divId w:val="921068098"/>
         <w:rPr>
           <w:rFonts w:ascii="Times New Roman" w:hAnsi="Times New Roman" w:cs="Times New Roman"/>
           <w:color w:val="1A1A1A"/>
@@ -2747,7 +2744,7 @@
         </w:numPr>
         <w:shd w:val="clear" w:color="auto" w:fill="FFFFFF"/>
         <w:spacing w:before="30" w:after="30"/>
-        <w:divId w:val="1630741401"/>
+        <w:divId w:val="921068098"/>
         <w:rPr>
           <w:rFonts w:ascii="Times New Roman" w:hAnsi="Times New Roman" w:cs="Times New Roman"/>
           <w:color w:val="1A1A1A"/>
@@ -2776,7 +2773,7 @@
         </w:numPr>
         <w:shd w:val="clear" w:color="auto" w:fill="FFFFFF"/>
         <w:spacing w:before="30" w:after="30"/>
-        <w:divId w:val="1630741401"/>
+        <w:divId w:val="921068098"/>
         <w:rPr>
           <w:rFonts w:ascii="Times New Roman" w:hAnsi="Times New Roman" w:cs="Times New Roman"/>
           <w:color w:val="1A1A1A"/>
@@ -2826,7 +2823,7 @@
         </w:numPr>
         <w:shd w:val="clear" w:color="auto" w:fill="FFFFFF"/>
         <w:spacing w:before="30" w:after="30"/>
-        <w:divId w:val="1630741401"/>
+        <w:divId w:val="921068098"/>
         <w:rPr>
           <w:rFonts w:ascii="Times New Roman" w:hAnsi="Times New Roman" w:cs="Times New Roman"/>
           <w:color w:val="1A1A1A"/>
@@ -2879,7 +2876,7 @@
       <w:pPr>
         <w:shd w:val="clear" w:color="auto" w:fill="FFFFFF"/>
         <w:jc w:val="center"/>
-        <w:divId w:val="1937204179"/>
+        <w:divId w:val="622343432"/>
         <w:rPr>
           <w:rFonts w:ascii="Times New Roman" w:hAnsi="Times New Roman" w:cs="Times New Roman"/>
           <w:color w:val="1A1A1A"/>
@@ -2891,9 +2888,8 @@
           <w:noProof/>
           <w:color w:val="1A1A1A"/>
         </w:rPr>
-        <w:lastRenderedPageBreak/>
         <w:drawing>
-          <wp:inline distT="0" distB="0" distL="0" distR="0" wp14:anchorId="5FE143D1" wp14:editId="5FF391F9">
+          <wp:inline distT="0" distB="0" distL="0" distR="0" wp14:anchorId="0B276836" wp14:editId="01D594F8">
             <wp:extent cx="13373100" cy="8902700"/>
             <wp:effectExtent l="0" t="0" r="0" b="0"/>
             <wp:docPr id="4" name="图片 4" descr="Web 应用界面截图 1"/>
@@ -2946,7 +2942,7 @@
       <w:pPr>
         <w:shd w:val="clear" w:color="auto" w:fill="FFFFFF"/>
         <w:jc w:val="center"/>
-        <w:divId w:val="917667228"/>
+        <w:divId w:val="2019959731"/>
         <w:rPr>
           <w:rFonts w:ascii="Times New Roman" w:hAnsi="Times New Roman" w:cs="Times New Roman"/>
           <w:color w:val="555555"/>
@@ -2957,7 +2953,6 @@
           <w:rFonts w:ascii="Times New Roman" w:hAnsi="Times New Roman" w:cs="Times New Roman"/>
           <w:color w:val="555555"/>
         </w:rPr>
-        <w:lastRenderedPageBreak/>
         <w:t xml:space="preserve">▲ Web </w:t>
       </w:r>
       <w:r>
@@ -2965,28 +2960,14 @@
           <w:rFonts w:ascii="Times New Roman" w:hAnsi="Times New Roman" w:cs="Times New Roman"/>
           <w:color w:val="555555"/>
         </w:rPr>
-        <w:t>应用界面：左侧输入区</w:t>
-      </w:r>
-      <w:r>
-        <w:rPr>
-          <w:rFonts w:ascii="Times New Roman" w:hAnsi="Times New Roman" w:cs="Times New Roman"/>
-          <w:color w:val="555555"/>
-        </w:rPr>
-        <w:t xml:space="preserve"> + </w:t>
-      </w:r>
-      <w:r>
-        <w:rPr>
-          <w:rFonts w:ascii="Times New Roman" w:hAnsi="Times New Roman" w:cs="Times New Roman"/>
-          <w:color w:val="555555"/>
-        </w:rPr>
-        <w:t>右侧反馈卡片</w:t>
+        <w:t>应用界面：载入示例的反馈结果</w:t>
       </w:r>
     </w:p>
     <w:p>
       <w:pPr>
         <w:shd w:val="clear" w:color="auto" w:fill="FFFFFF"/>
         <w:jc w:val="center"/>
-        <w:divId w:val="2068264479"/>
+        <w:divId w:val="954600700"/>
         <w:rPr>
           <w:rFonts w:ascii="Times New Roman" w:hAnsi="Times New Roman" w:cs="Times New Roman"/>
           <w:color w:val="1A1A1A"/>
@@ -2998,9 +2979,8 @@
           <w:noProof/>
           <w:color w:val="1A1A1A"/>
         </w:rPr>
-        <w:lastRenderedPageBreak/>
         <w:drawing>
-          <wp:inline distT="0" distB="0" distL="0" distR="0" wp14:anchorId="1E33F0A0" wp14:editId="49A2E492">
+          <wp:inline distT="0" distB="0" distL="0" distR="0" wp14:anchorId="79C0AE27" wp14:editId="6FE619FC">
             <wp:extent cx="12960350" cy="8845550"/>
             <wp:effectExtent l="0" t="0" r="0" b="0"/>
             <wp:docPr id="5" name="图片 5" descr="Web 应用界面截图 2"/>
@@ -3053,7 +3033,7 @@
       <w:pPr>
         <w:shd w:val="clear" w:color="auto" w:fill="FFFFFF"/>
         <w:jc w:val="center"/>
-        <w:divId w:val="786702124"/>
+        <w:divId w:val="236288884"/>
         <w:rPr>
           <w:rFonts w:ascii="Times New Roman" w:hAnsi="Times New Roman" w:cs="Times New Roman"/>
           <w:color w:val="555555"/>
@@ -3064,22 +3044,21 @@
           <w:rFonts w:ascii="Times New Roman" w:hAnsi="Times New Roman" w:cs="Times New Roman"/>
           <w:color w:val="555555"/>
         </w:rPr>
-        <w:lastRenderedPageBreak/>
-        <w:t xml:space="preserve">▲ Web </w:t>
+        <w:t xml:space="preserve">▲ </w:t>
       </w:r>
       <w:r>
         <w:rPr>
           <w:rFonts w:ascii="Times New Roman" w:hAnsi="Times New Roman" w:cs="Times New Roman"/>
           <w:color w:val="555555"/>
         </w:rPr>
-        <w:t>应用界面：反馈结果展开与复制功能</w:t>
+        <w:t>个人习作的反馈结果</w:t>
       </w:r>
     </w:p>
     <w:p>
       <w:pPr>
         <w:pStyle w:val="2"/>
         <w:shd w:val="clear" w:color="auto" w:fill="FFFFFF"/>
-        <w:divId w:val="1630741401"/>
+        <w:divId w:val="921068098"/>
         <w:rPr>
           <w:rFonts w:ascii="Times New Roman" w:hAnsi="Times New Roman" w:cs="Times New Roman"/>
         </w:rPr>
@@ -3095,7 +3074,7 @@
       <w:pPr>
         <w:pStyle w:val="a4"/>
         <w:shd w:val="clear" w:color="auto" w:fill="FFFFFF"/>
-        <w:divId w:val="1630741401"/>
+        <w:divId w:val="921068098"/>
         <w:rPr>
           <w:rFonts w:ascii="Times New Roman" w:hAnsi="Times New Roman" w:cs="Times New Roman"/>
           <w:color w:val="1A1A1A"/>
@@ -3169,7 +3148,7 @@
       <w:pPr>
         <w:pStyle w:val="a4"/>
         <w:shd w:val="clear" w:color="auto" w:fill="FFFFFF"/>
-        <w:divId w:val="1630741401"/>
+        <w:divId w:val="921068098"/>
         <w:rPr>
           <w:rFonts w:ascii="Times New Roman" w:hAnsi="Times New Roman" w:cs="Times New Roman"/>
           <w:color w:val="1A1A1A"/>
@@ -3318,9 +3297,9 @@
 <file path=word/numbering.xml><?xml version="1.0" encoding="utf-8"?>
 <w:numbering xmlns:wpc="http://schemas.microsoft.com/office/word/2010/wordprocessingCanvas" xmlns:cx="http://schemas.microsoft.com/office/drawing/2014/chartex" xmlns:cx1="http://schemas.microsoft.com/office/drawing/2015/9/8/chartex" xmlns:cx2="http://schemas.microsoft.com/office/drawing/2015/10/21/chartex" xmlns:cx3="http://schemas.microsoft.com/office/drawing/2016/5/9/chartex" xmlns:cx4="http://schemas.microsoft.com/office/drawing/2016/5/10/chartex" xmlns:cx5="http://schemas.microsoft.com/office/drawing/2016/5/11/chartex" xmlns:cx6="http://schemas.microsoft.com/office/drawing/2016/5/12/chartex" xmlns:cx7="http://schemas.microsoft.com/office/drawing/2016/5/13/chartex" xmlns:cx8="http://schemas.microsoft.com/office/drawing/2016/5/14/chartex" xmlns:mc="http://schemas.openxmlformats.org/markup-compatibility/2006" xmlns:aink="http://schemas.microsoft.com/office/drawing/2016/ink" xmlns:am3d="http://schemas.microsoft.com/office/drawing/2017/model3d" xmlns:o="urn:schemas-microsoft-com:office:office" xmlns:oel="http://schemas.microsoft.com/office/2019/extlst" xmlns:r="http://schemas.openxmlformats.org/officeDocument/2006/relationships" xmlns:m="http://schemas.openxmlformats.org/officeDocument/2006/math" xmlns:v="urn:schemas-microsoft-com:vml" xmlns:wp14="http://schemas.microsoft.com/office/word/2010/wordprocessingDrawing" xmlns:wp="http://schemas.openxmlformats.org/drawingml/2006/wordprocessingDrawing" xmlns:w10="urn:schemas-microsoft-com:office:word" xmlns:w="http://schemas.openxmlformats.org/wordprocessingml/2006/main" xmlns:w14="http://schemas.microsoft.com/office/word/2010/wordml" xmlns:w15="http://schemas.microsoft.com/office/word/2012/wordml" xmlns:w16cex="http://schemas.microsoft.com/office/word/2018/wordml/cex" xmlns:w16cid="http://schemas.microsoft.com/office/word/2016/wordml/cid" xmlns:w16="http://schemas.microsoft.com/office/word/2018/wordml" xmlns:w16du="http://schemas.microsoft.com/office/word/2023/wordml/word16du" xmlns:w16sdtdh="http://schemas.microsoft.com/office/word/2020/wordml/sdtdatahash" xmlns:w16sdtfl="http://schemas.microsoft.com/office/word/2024/wordml/sdtformatlock" xmlns:w16se="http://schemas.microsoft.com/office/word/2015/wordml/symex" xmlns:wpg="http://schemas.microsoft.com/office/word/2010/wordprocessingGroup" xmlns:wpi="http://schemas.microsoft.com/office/word/2010/wordprocessingInk" xmlns:wne="http://schemas.microsoft.com/office/word/2006/wordml" xmlns:wps="http://schemas.microsoft.com/office/word/2010/wordprocessingShape" mc:Ignorable="w14 w15 w16se w16cid w16 w16cex w16sdtdh w16sdtfl w16du wp14">
   <w:abstractNum w:abstractNumId="0" w15:restartNumberingAfterBreak="0">
-    <w:nsid w:val="332B302B"/>
+    <w:nsid w:val="02A07387"/>
     <w:multiLevelType w:val="multilevel"/>
-    <w:tmpl w:val="53B4BBB2"/>
+    <w:tmpl w:val="A4D2B3AA"/>
     <w:lvl w:ilvl="0">
       <w:start w:val="1"/>
       <w:numFmt w:val="bullet"/>
@@ -3467,9 +3446,9 @@
     </w:lvl>
   </w:abstractNum>
   <w:abstractNum w:abstractNumId="1" w15:restartNumberingAfterBreak="0">
-    <w:nsid w:val="650546F7"/>
+    <w:nsid w:val="2FB855EF"/>
     <w:multiLevelType w:val="multilevel"/>
-    <w:tmpl w:val="90CE92C2"/>
+    <w:tmpl w:val="0284BB86"/>
     <w:lvl w:ilvl="0">
       <w:start w:val="1"/>
       <w:numFmt w:val="bullet"/>
@@ -3616,9 +3595,9 @@
     </w:lvl>
   </w:abstractNum>
   <w:abstractNum w:abstractNumId="2" w15:restartNumberingAfterBreak="0">
-    <w:nsid w:val="76492B6F"/>
+    <w:nsid w:val="4F4E2438"/>
     <w:multiLevelType w:val="multilevel"/>
-    <w:tmpl w:val="F982A4DA"/>
+    <w:tmpl w:val="528ACA28"/>
     <w:lvl w:ilvl="0">
       <w:start w:val="1"/>
       <w:numFmt w:val="bullet"/>
@@ -3765,9 +3744,9 @@
     </w:lvl>
   </w:abstractNum>
   <w:abstractNum w:abstractNumId="3" w15:restartNumberingAfterBreak="0">
-    <w:nsid w:val="7DA16965"/>
+    <w:nsid w:val="5EAD5353"/>
     <w:multiLevelType w:val="multilevel"/>
-    <w:tmpl w:val="83E21C3E"/>
+    <w:tmpl w:val="7D1C3EEC"/>
     <w:lvl w:ilvl="0">
       <w:start w:val="1"/>
       <w:numFmt w:val="bullet"/>
@@ -3913,17 +3892,17 @@
       </w:rPr>
     </w:lvl>
   </w:abstractNum>
-  <w:num w:numId="1" w16cid:durableId="1624576045">
+  <w:num w:numId="1" w16cid:durableId="785738776">
     <w:abstractNumId w:val="3"/>
   </w:num>
-  <w:num w:numId="2" w16cid:durableId="1072772047">
+  <w:num w:numId="2" w16cid:durableId="1490248833">
     <w:abstractNumId w:val="1"/>
   </w:num>
-  <w:num w:numId="3" w16cid:durableId="1621954441">
+  <w:num w:numId="3" w16cid:durableId="380400225">
+    <w:abstractNumId w:val="0"/>
+  </w:num>
+  <w:num w:numId="4" w16cid:durableId="1930196495">
     <w:abstractNumId w:val="2"/>
-  </w:num>
-  <w:num w:numId="4" w16cid:durableId="560948862">
-    <w:abstractNumId w:val="0"/>
   </w:num>
 </w:numbering>
 </file>
@@ -4651,7 +4630,7 @@
     <w:link w:val="a8"/>
     <w:uiPriority w:val="99"/>
     <w:unhideWhenUsed/>
-    <w:rsid w:val="00871398"/>
+    <w:rsid w:val="006C6605"/>
     <w:pPr>
       <w:tabs>
         <w:tab w:val="center" w:pos="4153"/>
@@ -4670,7 +4649,7 @@
     <w:basedOn w:val="a0"/>
     <w:link w:val="a7"/>
     <w:uiPriority w:val="99"/>
-    <w:rsid w:val="00871398"/>
+    <w:rsid w:val="006C6605"/>
     <w:rPr>
       <w:rFonts w:ascii="宋体" w:eastAsia="宋体" w:hAnsi="宋体" w:cs="宋体"/>
       <w:sz w:val="18"/>
@@ -4683,7 +4662,7 @@
     <w:link w:val="aa"/>
     <w:uiPriority w:val="99"/>
     <w:unhideWhenUsed/>
-    <w:rsid w:val="00871398"/>
+    <w:rsid w:val="006C6605"/>
     <w:pPr>
       <w:tabs>
         <w:tab w:val="center" w:pos="4153"/>
@@ -4701,7 +4680,7 @@
     <w:basedOn w:val="a0"/>
     <w:link w:val="a9"/>
     <w:uiPriority w:val="99"/>
-    <w:rsid w:val="00871398"/>
+    <w:rsid w:val="006C6605"/>
     <w:rPr>
       <w:rFonts w:ascii="宋体" w:eastAsia="宋体" w:hAnsi="宋体" w:cs="宋体"/>
       <w:sz w:val="18"/>
